--- a/document/표준근로계약서.docx
+++ b/document/표준근로계약서.docx
@@ -10,7 +10,6 @@
         <w:spacing w:after="60"/>
         <w:jc w:val="center"/>
       </w:pPr>
-      <w:proofErr w:type="gramStart"/>
       <w:r>
         <w:rPr>
           <w:b/>
@@ -27,16 +26,7 @@
           <w:sz w:val="24"/>
           <w:szCs w:val="24"/>
         </w:rPr>
-        <w:t xml:space="preserve">  (</w:t>
-      </w:r>
-      <w:proofErr w:type="gramEnd"/>
-      <w:r>
-        <w:rPr>
-          <w:color w:val="2E75B6"/>
-          <w:sz w:val="24"/>
-          <w:szCs w:val="24"/>
-        </w:rPr>
-        <w:t>시설용)</w:t>
+        <w:t xml:space="preserve">  (시설용)</w:t>
       </w:r>
     </w:p>
     <w:p>
@@ -90,9 +80,6 @@
     <w:p>
       <w:pPr>
         <w:spacing w:before="160" w:after="60"/>
-        <w:rPr>
-          <w:rFonts w:hint="eastAsia"/>
-        </w:rPr>
       </w:pPr>
       <w:r>
         <w:rPr>
@@ -123,21 +110,12 @@
           <w:szCs w:val="19"/>
         </w:rPr>
       </w:pPr>
-      <w:proofErr w:type="gramStart"/>
-      <w:r>
-        <w:rPr>
-          <w:sz w:val="19"/>
-          <w:szCs w:val="19"/>
-        </w:rPr>
-        <w:t>근로개시일 :</w:t>
-      </w:r>
-      <w:proofErr w:type="gramEnd"/>
-      <w:r>
-        <w:rPr>
-          <w:sz w:val="19"/>
-          <w:szCs w:val="19"/>
-        </w:rPr>
-        <w:t xml:space="preserve"> </w:t>
+      <w:r>
+        <w:rPr>
+          <w:sz w:val="19"/>
+          <w:szCs w:val="19"/>
+        </w:rPr>
+        <w:t xml:space="preserve">근로개시일 : </w:t>
       </w:r>
       <w:sdt>
         <w:sdtPr>
@@ -246,10 +224,11 @@
         <w:sdtContent>
           <w:r>
             <w:rPr>
+              <w:rFonts w:hint="eastAsia"/>
               <w:sz w:val="19"/>
               <w:szCs w:val="19"/>
             </w:rPr>
-            <w:t>장기요양기관명</w:t>
+            <w:t>xx도 xx시 xx구</w:t>
           </w:r>
         </w:sdtContent>
       </w:sdt>
@@ -258,23 +237,7 @@
           <w:sz w:val="19"/>
           <w:szCs w:val="19"/>
         </w:rPr>
-        <w:t xml:space="preserve"> 내   '사업주'가 지정하는 장소(단, 업무상 필요한 경우 '사업주'가 '근로자'와 </w:t>
-      </w:r>
-      <w:proofErr w:type="spellStart"/>
-      <w:r>
-        <w:rPr>
-          <w:sz w:val="19"/>
-          <w:szCs w:val="19"/>
-        </w:rPr>
-        <w:t>협의하에</w:t>
-      </w:r>
-      <w:proofErr w:type="spellEnd"/>
-      <w:r>
-        <w:rPr>
-          <w:sz w:val="19"/>
-          <w:szCs w:val="19"/>
-        </w:rPr>
-        <w:t xml:space="preserve"> 근무장소를 변경할 수 있다)</w:t>
+        <w:t xml:space="preserve"> 내   '사업주'가 지정하는 장소(단, 업무상 필요한 경우 '사업주'가 '근로자'와 협의하에 근무장소를 변경할 수 있다)</w:t>
       </w:r>
     </w:p>
     <w:p>
@@ -315,23 +278,7 @@
           <w:sz w:val="19"/>
           <w:szCs w:val="19"/>
         </w:rPr>
-        <w:t xml:space="preserve">1) </w:t>
-      </w:r>
-      <w:proofErr w:type="gramStart"/>
-      <w:r>
-        <w:rPr>
-          <w:sz w:val="19"/>
-          <w:szCs w:val="19"/>
-        </w:rPr>
-        <w:t>직종 :</w:t>
-      </w:r>
-      <w:proofErr w:type="gramEnd"/>
-      <w:r>
-        <w:rPr>
-          <w:sz w:val="19"/>
-          <w:szCs w:val="19"/>
-        </w:rPr>
-        <w:t xml:space="preserve"> </w:t>
+        <w:t xml:space="preserve">1) 직종 : </w:t>
       </w:r>
       <w:sdt>
         <w:sdtPr>
@@ -372,23 +319,7 @@
           <w:sz w:val="19"/>
           <w:szCs w:val="19"/>
         </w:rPr>
-        <w:t xml:space="preserve">2) </w:t>
-      </w:r>
-      <w:proofErr w:type="gramStart"/>
-      <w:r>
-        <w:rPr>
-          <w:sz w:val="19"/>
-          <w:szCs w:val="19"/>
-        </w:rPr>
-        <w:t>업무내용 :</w:t>
-      </w:r>
-      <w:proofErr w:type="gramEnd"/>
-      <w:r>
-        <w:rPr>
-          <w:sz w:val="19"/>
-          <w:szCs w:val="19"/>
-        </w:rPr>
-        <w:t xml:space="preserve"> </w:t>
+        <w:t xml:space="preserve">2) 업무내용 : </w:t>
       </w:r>
       <w:sdt>
         <w:sdtPr>
@@ -466,23 +397,7 @@
           <w:sz w:val="19"/>
           <w:szCs w:val="19"/>
         </w:rPr>
-        <w:t xml:space="preserve">   ① </w:t>
-      </w:r>
-      <w:proofErr w:type="gramStart"/>
-      <w:r>
-        <w:rPr>
-          <w:sz w:val="19"/>
-          <w:szCs w:val="19"/>
-        </w:rPr>
-        <w:t>근무형태 :</w:t>
-      </w:r>
-      <w:proofErr w:type="gramEnd"/>
-      <w:r>
-        <w:rPr>
-          <w:sz w:val="19"/>
-          <w:szCs w:val="19"/>
-        </w:rPr>
-        <w:t xml:space="preserve"> </w:t>
+        <w:t xml:space="preserve">   ① 근무형태 : </w:t>
       </w:r>
       <w:sdt>
         <w:sdtPr>
@@ -523,23 +438,7 @@
           <w:sz w:val="19"/>
           <w:szCs w:val="19"/>
         </w:rPr>
-        <w:t xml:space="preserve">   ② </w:t>
-      </w:r>
-      <w:proofErr w:type="gramStart"/>
-      <w:r>
-        <w:rPr>
-          <w:sz w:val="19"/>
-          <w:szCs w:val="19"/>
-        </w:rPr>
-        <w:t>근무시간 :</w:t>
-      </w:r>
-      <w:proofErr w:type="gramEnd"/>
-      <w:r>
-        <w:rPr>
-          <w:sz w:val="19"/>
-          <w:szCs w:val="19"/>
-        </w:rPr>
-        <w:t xml:space="preserve"> </w:t>
+        <w:t xml:space="preserve">   ② 근무시간 : </w:t>
       </w:r>
       <w:sdt>
         <w:sdtPr>
@@ -571,33 +470,16 @@
         <w:spacing w:before="30" w:after="30"/>
         <w:ind w:left="360"/>
         <w:rPr>
-          <w:rFonts w:hint="eastAsia"/>
-          <w:sz w:val="19"/>
-          <w:szCs w:val="19"/>
-        </w:rPr>
-      </w:pPr>
-      <w:r>
-        <w:rPr>
-          <w:sz w:val="19"/>
-          <w:szCs w:val="19"/>
-        </w:rPr>
-        <w:t xml:space="preserve">   ③ </w:t>
-      </w:r>
-      <w:proofErr w:type="gramStart"/>
-      <w:r>
-        <w:rPr>
-          <w:sz w:val="19"/>
-          <w:szCs w:val="19"/>
-        </w:rPr>
-        <w:t>휴게시간 :</w:t>
-      </w:r>
-      <w:proofErr w:type="gramEnd"/>
-      <w:r>
-        <w:rPr>
-          <w:sz w:val="19"/>
-          <w:szCs w:val="19"/>
-        </w:rPr>
-        <w:t xml:space="preserve"> </w:t>
+          <w:sz w:val="19"/>
+          <w:szCs w:val="19"/>
+        </w:rPr>
+      </w:pPr>
+      <w:r>
+        <w:rPr>
+          <w:sz w:val="19"/>
+          <w:szCs w:val="19"/>
+        </w:rPr>
+        <w:t xml:space="preserve">   ③ 휴게시간 : </w:t>
       </w:r>
       <w:sdt>
         <w:sdtPr>
@@ -688,23 +570,7 @@
           <w:sz w:val="19"/>
           <w:szCs w:val="19"/>
         </w:rPr>
-        <w:t xml:space="preserve">1) </w:t>
-      </w:r>
-      <w:proofErr w:type="gramStart"/>
-      <w:r>
-        <w:rPr>
-          <w:sz w:val="19"/>
-          <w:szCs w:val="19"/>
-        </w:rPr>
-        <w:t>근무일 :</w:t>
-      </w:r>
-      <w:proofErr w:type="gramEnd"/>
-      <w:r>
-        <w:rPr>
-          <w:sz w:val="19"/>
-          <w:szCs w:val="19"/>
-        </w:rPr>
-        <w:t xml:space="preserve"> </w:t>
+        <w:t xml:space="preserve">1) 근무일 : </w:t>
       </w:r>
       <w:sdt>
         <w:sdtPr>
@@ -745,23 +611,7 @@
           <w:sz w:val="19"/>
           <w:szCs w:val="19"/>
         </w:rPr>
-        <w:t xml:space="preserve">2) </w:t>
-      </w:r>
-      <w:proofErr w:type="gramStart"/>
-      <w:r>
-        <w:rPr>
-          <w:sz w:val="19"/>
-          <w:szCs w:val="19"/>
-        </w:rPr>
-        <w:t>휴  일</w:t>
-      </w:r>
-      <w:proofErr w:type="gramEnd"/>
-      <w:r>
-        <w:rPr>
-          <w:sz w:val="19"/>
-          <w:szCs w:val="19"/>
-        </w:rPr>
-        <w:t xml:space="preserve"> : </w:t>
+        <w:t xml:space="preserve">2) 휴  일 : </w:t>
       </w:r>
       <w:sdt>
         <w:sdtPr>
@@ -891,23 +741,7 @@
           <w:sz w:val="19"/>
           <w:szCs w:val="19"/>
         </w:rPr>
-        <w:t xml:space="preserve">1) </w:t>
-      </w:r>
-      <w:proofErr w:type="gramStart"/>
-      <w:r>
-        <w:rPr>
-          <w:sz w:val="19"/>
-          <w:szCs w:val="19"/>
-        </w:rPr>
-        <w:t>급여적용기간 :</w:t>
-      </w:r>
-      <w:proofErr w:type="gramEnd"/>
-      <w:r>
-        <w:rPr>
-          <w:sz w:val="19"/>
-          <w:szCs w:val="19"/>
-        </w:rPr>
-        <w:t xml:space="preserve"> </w:t>
+        <w:t xml:space="preserve">1) 급여적용기간 : </w:t>
       </w:r>
       <w:sdt>
         <w:sdtPr>
@@ -982,17 +816,8 @@
           <w:sz w:val="19"/>
           <w:szCs w:val="19"/>
         </w:rPr>
-        <w:t xml:space="preserve">2) </w:t>
-      </w:r>
-      <w:proofErr w:type="gramStart"/>
-      <w:r>
-        <w:rPr>
-          <w:sz w:val="19"/>
-          <w:szCs w:val="19"/>
-        </w:rPr>
-        <w:t>급여항목 :</w:t>
-      </w:r>
-      <w:proofErr w:type="gramEnd"/>
+        <w:t>2) 급여항목 :</w:t>
+      </w:r>
     </w:p>
     <w:p>
       <w:pPr>
@@ -2179,23 +2004,7 @@
           <w:sz w:val="19"/>
           <w:szCs w:val="19"/>
         </w:rPr>
-        <w:t xml:space="preserve">4) </w:t>
-      </w:r>
-      <w:proofErr w:type="gramStart"/>
-      <w:r>
-        <w:rPr>
-          <w:sz w:val="19"/>
-          <w:szCs w:val="19"/>
-        </w:rPr>
-        <w:t>임금지급일 :</w:t>
-      </w:r>
-      <w:proofErr w:type="gramEnd"/>
-      <w:r>
-        <w:rPr>
-          <w:sz w:val="19"/>
-          <w:szCs w:val="19"/>
-        </w:rPr>
-        <w:t xml:space="preserve"> 급여는 매월 1일부터 말일까지 정산하여 익월 10일에 지급한다(휴일의 경우는 전일 또는 익일 지급)</w:t>
+        <w:t>4) 임금지급일 : 급여는 매월 1일부터 말일까지 정산하여 익월 10일에 지급한다(휴일의 경우는 전일 또는 익일 지급)</w:t>
       </w:r>
     </w:p>
     <w:p>
@@ -2212,23 +2021,7 @@
           <w:sz w:val="19"/>
           <w:szCs w:val="19"/>
         </w:rPr>
-        <w:t xml:space="preserve">5) </w:t>
-      </w:r>
-      <w:proofErr w:type="gramStart"/>
-      <w:r>
-        <w:rPr>
-          <w:sz w:val="19"/>
-          <w:szCs w:val="19"/>
-        </w:rPr>
-        <w:t>임금지급방법 :</w:t>
-      </w:r>
-      <w:proofErr w:type="gramEnd"/>
-      <w:r>
-        <w:rPr>
-          <w:sz w:val="19"/>
-          <w:szCs w:val="19"/>
-        </w:rPr>
-        <w:t xml:space="preserve"> 계좌이체(등록된 본인의 예금계좌로 입금)로 지급한다. ( </w:t>
+        <w:t xml:space="preserve">5) 임금지급방법 : 계좌이체(등록된 본인의 예금계좌로 입금)로 지급한다. ( </w:t>
       </w:r>
       <w:sdt>
         <w:sdtPr>
@@ -2245,7 +2038,6 @@
           <w:text/>
         </w:sdtPr>
         <w:sdtContent>
-          <w:proofErr w:type="spellStart"/>
           <w:r>
             <w:rPr>
               <w:sz w:val="19"/>
@@ -2260,7 +2052,6 @@
             </w:rPr>
             <w:t>은행</w:t>
           </w:r>
-          <w:proofErr w:type="spellEnd"/>
         </w:sdtContent>
       </w:sdt>
       <w:r>
@@ -2268,23 +2059,7 @@
           <w:sz w:val="19"/>
           <w:szCs w:val="19"/>
         </w:rPr>
-        <w:t xml:space="preserve">, </w:t>
-      </w:r>
-      <w:proofErr w:type="gramStart"/>
-      <w:r>
-        <w:rPr>
-          <w:sz w:val="19"/>
-          <w:szCs w:val="19"/>
-        </w:rPr>
-        <w:t>계좌번호 :</w:t>
-      </w:r>
-      <w:proofErr w:type="gramEnd"/>
-      <w:r>
-        <w:rPr>
-          <w:sz w:val="19"/>
-          <w:szCs w:val="19"/>
-        </w:rPr>
-        <w:t xml:space="preserve"> </w:t>
+        <w:t xml:space="preserve">, 계좌번호 : </w:t>
       </w:r>
       <w:sdt>
         <w:sdtPr>
@@ -2396,6 +2171,7 @@
           <w:sz w:val="19"/>
           <w:szCs w:val="19"/>
         </w:rPr>
+        <w:lastRenderedPageBreak/>
         <w:t>2) 사용자는 근로자가 청구한 시기에 휴가를 주어야 한다. 다만, 청구한 시기에 휴가를 주는 것이 시설 운영에 막대한 지장이 있는 경우에는 그 시기를 변경할 수 있다.</w:t>
       </w:r>
     </w:p>
@@ -2459,27 +2235,7 @@
           <w:sz w:val="21"/>
           <w:szCs w:val="21"/>
         </w:rPr>
-        <w:t>사회보험 적용 및 신고(</w:t>
-      </w:r>
-      <w:proofErr w:type="spellStart"/>
-      <w:r>
-        <w:rPr>
-          <w:b/>
-          <w:bCs/>
-          <w:sz w:val="21"/>
-          <w:szCs w:val="21"/>
-        </w:rPr>
-        <w:t>해당란에</w:t>
-      </w:r>
-      <w:proofErr w:type="spellEnd"/>
-      <w:r>
-        <w:rPr>
-          <w:b/>
-          <w:bCs/>
-          <w:sz w:val="21"/>
-          <w:szCs w:val="21"/>
-        </w:rPr>
-        <w:t xml:space="preserve"> 체크)</w:t>
+        <w:t>사회보험 적용 및 신고(해당란에 체크)</w:t>
       </w:r>
     </w:p>
     <w:p>
@@ -2899,23 +2655,7 @@
           <w:sz w:val="19"/>
           <w:szCs w:val="19"/>
         </w:rPr>
-        <w:t xml:space="preserve">1) 퇴직급여제도의 </w:t>
-      </w:r>
-      <w:proofErr w:type="gramStart"/>
-      <w:r>
-        <w:rPr>
-          <w:sz w:val="19"/>
-          <w:szCs w:val="19"/>
-        </w:rPr>
-        <w:t>종류 :</w:t>
-      </w:r>
-      <w:proofErr w:type="gramEnd"/>
-      <w:r>
-        <w:rPr>
-          <w:sz w:val="19"/>
-          <w:szCs w:val="19"/>
-        </w:rPr>
-        <w:t xml:space="preserve"> 퇴직연금</w:t>
+        <w:t>1) 퇴직급여제도의 종류 : 퇴직연금</w:t>
       </w:r>
     </w:p>
     <w:p>
@@ -2954,23 +2694,7 @@
           <w:sz w:val="19"/>
           <w:szCs w:val="19"/>
         </w:rPr>
-        <w:t xml:space="preserve">4) 퇴직금과 관련한 그 외 구체적인 사항은 </w:t>
-      </w:r>
-      <w:proofErr w:type="spellStart"/>
-      <w:r>
-        <w:rPr>
-          <w:sz w:val="19"/>
-          <w:szCs w:val="19"/>
-        </w:rPr>
-        <w:t>근로자퇴직급여보장법이</w:t>
-      </w:r>
-      <w:proofErr w:type="spellEnd"/>
-      <w:r>
-        <w:rPr>
-          <w:sz w:val="19"/>
-          <w:szCs w:val="19"/>
-        </w:rPr>
-        <w:t xml:space="preserve"> 정한 바에 따른다.</w:t>
+        <w:t>4) 퇴직금과 관련한 그 외 구체적인 사항은 근로자퇴직급여보장법이 정한 바에 따른다.</w:t>
       </w:r>
     </w:p>
     <w:p>
@@ -3097,7 +2821,6 @@
         <w:spacing w:before="160" w:after="200"/>
         <w:jc w:val="center"/>
       </w:pPr>
-      <w:proofErr w:type="gramStart"/>
       <w:r>
         <w:rPr>
           <w:b/>
@@ -3106,18 +2829,7 @@
           <w:sz w:val="22"/>
           <w:szCs w:val="22"/>
         </w:rPr>
-        <w:t>근로계약일 :</w:t>
-      </w:r>
-      <w:proofErr w:type="gramEnd"/>
-      <w:r>
-        <w:rPr>
-          <w:b/>
-          <w:bCs/>
-          <w:color w:val="1F4E79"/>
-          <w:sz w:val="22"/>
-          <w:szCs w:val="22"/>
-        </w:rPr>
-        <w:t xml:space="preserve"> </w:t>
+        <w:t xml:space="preserve">근로계약일 : </w:t>
       </w:r>
       <w:sdt>
         <w:sdtPr>
@@ -3262,7 +2974,6 @@
                 <w:szCs w:val="19"/>
               </w:rPr>
             </w:pPr>
-            <w:proofErr w:type="gramStart"/>
             <w:r>
               <w:rPr>
                 <w:b/>
@@ -3270,17 +2981,7 @@
                 <w:sz w:val="19"/>
                 <w:szCs w:val="19"/>
               </w:rPr>
-              <w:t>주  소</w:t>
-            </w:r>
-            <w:proofErr w:type="gramEnd"/>
-            <w:r>
-              <w:rPr>
-                <w:b/>
-                <w:bCs/>
-                <w:sz w:val="19"/>
-                <w:szCs w:val="19"/>
-              </w:rPr>
-              <w:t xml:space="preserve">: </w:t>
+              <w:t xml:space="preserve">주  소: </w:t>
             </w:r>
             <w:sdt>
               <w:sdtPr>
@@ -3341,7 +3042,6 @@
                 <w:text/>
               </w:sdtPr>
               <w:sdtContent>
-                <w:proofErr w:type="spellStart"/>
                 <w:r>
                   <w:rPr>
                     <w:b/>
@@ -3351,7 +3051,6 @@
                   </w:rPr>
                   <w:t>이찬재</w:t>
                 </w:r>
-                <w:proofErr w:type="spellEnd"/>
               </w:sdtContent>
             </w:sdt>
             <w:r>
@@ -3455,7 +3154,6 @@
                 <w:szCs w:val="19"/>
               </w:rPr>
             </w:pPr>
-            <w:proofErr w:type="gramStart"/>
             <w:r>
               <w:rPr>
                 <w:b/>
@@ -3463,17 +3161,7 @@
                 <w:sz w:val="19"/>
                 <w:szCs w:val="19"/>
               </w:rPr>
-              <w:t>주  소</w:t>
-            </w:r>
-            <w:proofErr w:type="gramEnd"/>
-            <w:r>
-              <w:rPr>
-                <w:b/>
-                <w:bCs/>
-                <w:sz w:val="19"/>
-                <w:szCs w:val="19"/>
-              </w:rPr>
-              <w:t xml:space="preserve">: </w:t>
+              <w:t xml:space="preserve">주  소: </w:t>
             </w:r>
             <w:sdt>
               <w:sdtPr>
@@ -3508,7 +3196,6 @@
             <w:pPr>
               <w:spacing w:before="30" w:after="60"/>
             </w:pPr>
-            <w:proofErr w:type="gramStart"/>
             <w:r>
               <w:rPr>
                 <w:b/>
@@ -3516,17 +3203,7 @@
                 <w:sz w:val="19"/>
                 <w:szCs w:val="19"/>
               </w:rPr>
-              <w:t>성  명</w:t>
-            </w:r>
-            <w:proofErr w:type="gramEnd"/>
-            <w:r>
-              <w:rPr>
-                <w:b/>
-                <w:bCs/>
-                <w:sz w:val="19"/>
-                <w:szCs w:val="19"/>
-              </w:rPr>
-              <w:t xml:space="preserve">: </w:t>
+              <w:t xml:space="preserve">성  명: </w:t>
             </w:r>
             <w:sdt>
               <w:sdtPr>
@@ -4446,6 +4123,9 @@
   </w:compat>
   <w:rsids>
     <w:rsidRoot w:val="00C419CA"/>
+    <w:rsid w:val="00114716"/>
+    <w:rsid w:val="002C6587"/>
+    <w:rsid w:val="004F0E95"/>
     <w:rsid w:val="006A0EBD"/>
     <w:rsid w:val="00843776"/>
     <w:rsid w:val="00C419CA"/>

--- a/document/표준근로계약서.docx
+++ b/document/표준근로계약서.docx
@@ -10,6 +10,7 @@
         <w:spacing w:after="60"/>
         <w:jc w:val="center"/>
       </w:pPr>
+      <w:proofErr w:type="gramStart"/>
       <w:r>
         <w:rPr>
           <w:b/>
@@ -26,7 +27,16 @@
           <w:sz w:val="24"/>
           <w:szCs w:val="24"/>
         </w:rPr>
-        <w:t xml:space="preserve">  (시설용)</w:t>
+        <w:t xml:space="preserve">  (</w:t>
+      </w:r>
+      <w:proofErr w:type="gramEnd"/>
+      <w:r>
+        <w:rPr>
+          <w:color w:val="2E75B6"/>
+          <w:sz w:val="24"/>
+          <w:szCs w:val="24"/>
+        </w:rPr>
+        <w:t>시설용)</w:t>
       </w:r>
     </w:p>
     <w:p>
@@ -110,12 +120,21 @@
           <w:szCs w:val="19"/>
         </w:rPr>
       </w:pPr>
-      <w:r>
-        <w:rPr>
-          <w:sz w:val="19"/>
-          <w:szCs w:val="19"/>
-        </w:rPr>
-        <w:t xml:space="preserve">근로개시일 : </w:t>
+      <w:proofErr w:type="gramStart"/>
+      <w:r>
+        <w:rPr>
+          <w:sz w:val="19"/>
+          <w:szCs w:val="19"/>
+        </w:rPr>
+        <w:t>근로개시일 :</w:t>
+      </w:r>
+      <w:proofErr w:type="gramEnd"/>
+      <w:r>
+        <w:rPr>
+          <w:sz w:val="19"/>
+          <w:szCs w:val="19"/>
+        </w:rPr>
+        <w:t xml:space="preserve"> </w:t>
       </w:r>
       <w:sdt>
         <w:sdtPr>
@@ -237,7 +256,23 @@
           <w:sz w:val="19"/>
           <w:szCs w:val="19"/>
         </w:rPr>
-        <w:t xml:space="preserve"> 내   '사업주'가 지정하는 장소(단, 업무상 필요한 경우 '사업주'가 '근로자'와 협의하에 근무장소를 변경할 수 있다)</w:t>
+        <w:t xml:space="preserve"> 내   '사업주'가 지정하는 장소(단, 업무상 필요한 경우 '사업주'가 '근로자'와 </w:t>
+      </w:r>
+      <w:proofErr w:type="spellStart"/>
+      <w:r>
+        <w:rPr>
+          <w:sz w:val="19"/>
+          <w:szCs w:val="19"/>
+        </w:rPr>
+        <w:t>협의하에</w:t>
+      </w:r>
+      <w:proofErr w:type="spellEnd"/>
+      <w:r>
+        <w:rPr>
+          <w:sz w:val="19"/>
+          <w:szCs w:val="19"/>
+        </w:rPr>
+        <w:t xml:space="preserve"> 근무장소를 변경할 수 있다)</w:t>
       </w:r>
     </w:p>
     <w:p>
@@ -278,7 +313,23 @@
           <w:sz w:val="19"/>
           <w:szCs w:val="19"/>
         </w:rPr>
-        <w:t xml:space="preserve">1) 직종 : </w:t>
+        <w:t xml:space="preserve">1) </w:t>
+      </w:r>
+      <w:proofErr w:type="gramStart"/>
+      <w:r>
+        <w:rPr>
+          <w:sz w:val="19"/>
+          <w:szCs w:val="19"/>
+        </w:rPr>
+        <w:t>직종 :</w:t>
+      </w:r>
+      <w:proofErr w:type="gramEnd"/>
+      <w:r>
+        <w:rPr>
+          <w:sz w:val="19"/>
+          <w:szCs w:val="19"/>
+        </w:rPr>
+        <w:t xml:space="preserve"> </w:t>
       </w:r>
       <w:sdt>
         <w:sdtPr>
@@ -319,7 +370,23 @@
           <w:sz w:val="19"/>
           <w:szCs w:val="19"/>
         </w:rPr>
-        <w:t xml:space="preserve">2) 업무내용 : </w:t>
+        <w:t xml:space="preserve">2) </w:t>
+      </w:r>
+      <w:proofErr w:type="gramStart"/>
+      <w:r>
+        <w:rPr>
+          <w:sz w:val="19"/>
+          <w:szCs w:val="19"/>
+        </w:rPr>
+        <w:t>업무내용 :</w:t>
+      </w:r>
+      <w:proofErr w:type="gramEnd"/>
+      <w:r>
+        <w:rPr>
+          <w:sz w:val="19"/>
+          <w:szCs w:val="19"/>
+        </w:rPr>
+        <w:t xml:space="preserve"> </w:t>
       </w:r>
       <w:sdt>
         <w:sdtPr>
@@ -397,7 +464,23 @@
           <w:sz w:val="19"/>
           <w:szCs w:val="19"/>
         </w:rPr>
-        <w:t xml:space="preserve">   ① 근무형태 : </w:t>
+        <w:t xml:space="preserve">   ① </w:t>
+      </w:r>
+      <w:proofErr w:type="gramStart"/>
+      <w:r>
+        <w:rPr>
+          <w:sz w:val="19"/>
+          <w:szCs w:val="19"/>
+        </w:rPr>
+        <w:t>근무형태 :</w:t>
+      </w:r>
+      <w:proofErr w:type="gramEnd"/>
+      <w:r>
+        <w:rPr>
+          <w:sz w:val="19"/>
+          <w:szCs w:val="19"/>
+        </w:rPr>
+        <w:t xml:space="preserve"> </w:t>
       </w:r>
       <w:sdt>
         <w:sdtPr>
@@ -438,7 +521,23 @@
           <w:sz w:val="19"/>
           <w:szCs w:val="19"/>
         </w:rPr>
-        <w:t xml:space="preserve">   ② 근무시간 : </w:t>
+        <w:t xml:space="preserve">   ② </w:t>
+      </w:r>
+      <w:proofErr w:type="gramStart"/>
+      <w:r>
+        <w:rPr>
+          <w:sz w:val="19"/>
+          <w:szCs w:val="19"/>
+        </w:rPr>
+        <w:t>근무시간 :</w:t>
+      </w:r>
+      <w:proofErr w:type="gramEnd"/>
+      <w:r>
+        <w:rPr>
+          <w:sz w:val="19"/>
+          <w:szCs w:val="19"/>
+        </w:rPr>
+        <w:t xml:space="preserve"> </w:t>
       </w:r>
       <w:sdt>
         <w:sdtPr>
@@ -479,7 +578,23 @@
           <w:sz w:val="19"/>
           <w:szCs w:val="19"/>
         </w:rPr>
-        <w:t xml:space="preserve">   ③ 휴게시간 : </w:t>
+        <w:t xml:space="preserve">   ③ </w:t>
+      </w:r>
+      <w:proofErr w:type="gramStart"/>
+      <w:r>
+        <w:rPr>
+          <w:sz w:val="19"/>
+          <w:szCs w:val="19"/>
+        </w:rPr>
+        <w:t>휴게시간 :</w:t>
+      </w:r>
+      <w:proofErr w:type="gramEnd"/>
+      <w:r>
+        <w:rPr>
+          <w:sz w:val="19"/>
+          <w:szCs w:val="19"/>
+        </w:rPr>
+        <w:t xml:space="preserve"> </w:t>
       </w:r>
       <w:sdt>
         <w:sdtPr>
@@ -570,7 +685,23 @@
           <w:sz w:val="19"/>
           <w:szCs w:val="19"/>
         </w:rPr>
-        <w:t xml:space="preserve">1) 근무일 : </w:t>
+        <w:t xml:space="preserve">1) </w:t>
+      </w:r>
+      <w:proofErr w:type="gramStart"/>
+      <w:r>
+        <w:rPr>
+          <w:sz w:val="19"/>
+          <w:szCs w:val="19"/>
+        </w:rPr>
+        <w:t>근무일 :</w:t>
+      </w:r>
+      <w:proofErr w:type="gramEnd"/>
+      <w:r>
+        <w:rPr>
+          <w:sz w:val="19"/>
+          <w:szCs w:val="19"/>
+        </w:rPr>
+        <w:t xml:space="preserve"> </w:t>
       </w:r>
       <w:sdt>
         <w:sdtPr>
@@ -611,7 +742,23 @@
           <w:sz w:val="19"/>
           <w:szCs w:val="19"/>
         </w:rPr>
-        <w:t xml:space="preserve">2) 휴  일 : </w:t>
+        <w:t xml:space="preserve">2) </w:t>
+      </w:r>
+      <w:proofErr w:type="gramStart"/>
+      <w:r>
+        <w:rPr>
+          <w:sz w:val="19"/>
+          <w:szCs w:val="19"/>
+        </w:rPr>
+        <w:t>휴  일</w:t>
+      </w:r>
+      <w:proofErr w:type="gramEnd"/>
+      <w:r>
+        <w:rPr>
+          <w:sz w:val="19"/>
+          <w:szCs w:val="19"/>
+        </w:rPr>
+        <w:t xml:space="preserve"> : </w:t>
       </w:r>
       <w:sdt>
         <w:sdtPr>
@@ -741,7 +888,23 @@
           <w:sz w:val="19"/>
           <w:szCs w:val="19"/>
         </w:rPr>
-        <w:t xml:space="preserve">1) 급여적용기간 : </w:t>
+        <w:t xml:space="preserve">1) </w:t>
+      </w:r>
+      <w:proofErr w:type="gramStart"/>
+      <w:r>
+        <w:rPr>
+          <w:sz w:val="19"/>
+          <w:szCs w:val="19"/>
+        </w:rPr>
+        <w:t>급여적용기간 :</w:t>
+      </w:r>
+      <w:proofErr w:type="gramEnd"/>
+      <w:r>
+        <w:rPr>
+          <w:sz w:val="19"/>
+          <w:szCs w:val="19"/>
+        </w:rPr>
+        <w:t xml:space="preserve"> </w:t>
       </w:r>
       <w:sdt>
         <w:sdtPr>
@@ -816,8 +979,17 @@
           <w:sz w:val="19"/>
           <w:szCs w:val="19"/>
         </w:rPr>
-        <w:t>2) 급여항목 :</w:t>
-      </w:r>
+        <w:t xml:space="preserve">2) </w:t>
+      </w:r>
+      <w:proofErr w:type="gramStart"/>
+      <w:r>
+        <w:rPr>
+          <w:sz w:val="19"/>
+          <w:szCs w:val="19"/>
+        </w:rPr>
+        <w:t>급여항목 :</w:t>
+      </w:r>
+      <w:proofErr w:type="gramEnd"/>
     </w:p>
     <w:p>
       <w:pPr>
@@ -2004,7 +2176,23 @@
           <w:sz w:val="19"/>
           <w:szCs w:val="19"/>
         </w:rPr>
-        <w:t>4) 임금지급일 : 급여는 매월 1일부터 말일까지 정산하여 익월 10일에 지급한다(휴일의 경우는 전일 또는 익일 지급)</w:t>
+        <w:t xml:space="preserve">4) </w:t>
+      </w:r>
+      <w:proofErr w:type="gramStart"/>
+      <w:r>
+        <w:rPr>
+          <w:sz w:val="19"/>
+          <w:szCs w:val="19"/>
+        </w:rPr>
+        <w:t>임금지급일 :</w:t>
+      </w:r>
+      <w:proofErr w:type="gramEnd"/>
+      <w:r>
+        <w:rPr>
+          <w:sz w:val="19"/>
+          <w:szCs w:val="19"/>
+        </w:rPr>
+        <w:t xml:space="preserve"> 급여는 매월 1일부터 말일까지 정산하여 익월 10일에 지급한다(휴일의 경우는 전일 또는 익일 지급)</w:t>
       </w:r>
     </w:p>
     <w:p>
@@ -2021,7 +2209,23 @@
           <w:sz w:val="19"/>
           <w:szCs w:val="19"/>
         </w:rPr>
-        <w:t xml:space="preserve">5) 임금지급방법 : 계좌이체(등록된 본인의 예금계좌로 입금)로 지급한다. ( </w:t>
+        <w:t xml:space="preserve">5) </w:t>
+      </w:r>
+      <w:proofErr w:type="gramStart"/>
+      <w:r>
+        <w:rPr>
+          <w:sz w:val="19"/>
+          <w:szCs w:val="19"/>
+        </w:rPr>
+        <w:t>임금지급방법 :</w:t>
+      </w:r>
+      <w:proofErr w:type="gramEnd"/>
+      <w:r>
+        <w:rPr>
+          <w:sz w:val="19"/>
+          <w:szCs w:val="19"/>
+        </w:rPr>
+        <w:t xml:space="preserve"> 계좌이체(등록된 본인의 예금계좌로 입금)로 지급한다. ( </w:t>
       </w:r>
       <w:sdt>
         <w:sdtPr>
@@ -2038,6 +2242,7 @@
           <w:text/>
         </w:sdtPr>
         <w:sdtContent>
+          <w:proofErr w:type="spellStart"/>
           <w:r>
             <w:rPr>
               <w:sz w:val="19"/>
@@ -2052,6 +2257,7 @@
             </w:rPr>
             <w:t>은행</w:t>
           </w:r>
+          <w:proofErr w:type="spellEnd"/>
         </w:sdtContent>
       </w:sdt>
       <w:r>
@@ -2059,7 +2265,23 @@
           <w:sz w:val="19"/>
           <w:szCs w:val="19"/>
         </w:rPr>
-        <w:t xml:space="preserve">, 계좌번호 : </w:t>
+        <w:t xml:space="preserve">, </w:t>
+      </w:r>
+      <w:proofErr w:type="gramStart"/>
+      <w:r>
+        <w:rPr>
+          <w:sz w:val="19"/>
+          <w:szCs w:val="19"/>
+        </w:rPr>
+        <w:t>계좌번호 :</w:t>
+      </w:r>
+      <w:proofErr w:type="gramEnd"/>
+      <w:r>
+        <w:rPr>
+          <w:sz w:val="19"/>
+          <w:szCs w:val="19"/>
+        </w:rPr>
+        <w:t xml:space="preserve"> </w:t>
       </w:r>
       <w:sdt>
         <w:sdtPr>
@@ -2179,6 +2401,10 @@
       <w:pPr>
         <w:spacing w:before="30" w:after="30"/>
         <w:ind w:left="360"/>
+        <w:rPr>
+          <w:sz w:val="19"/>
+          <w:szCs w:val="19"/>
+        </w:rPr>
       </w:pPr>
       <w:r>
         <w:rPr>
@@ -2187,6 +2413,12 @@
         </w:rPr>
         <w:t>3) 기타 사항은 근로기준법 및 취업규칙 등에서 정하는 바에 따른다.</w:t>
       </w:r>
+    </w:p>
+    <w:p>
+      <w:pPr>
+        <w:spacing w:before="30" w:after="30"/>
+        <w:ind w:left="360"/>
+      </w:pPr>
     </w:p>
     <w:p>
       <w:pPr>
@@ -2210,22 +2442,6 @@
           <w:sz w:val="21"/>
           <w:szCs w:val="21"/>
         </w:rPr>
-        <w:br w:type="page"/>
-      </w:r>
-    </w:p>
-    <w:p>
-      <w:pPr>
-        <w:spacing w:before="160" w:after="60"/>
-      </w:pPr>
-      <w:r>
-        <w:rPr>
-          <w:b/>
-          <w:bCs/>
-          <w:color w:val="2E75B6"/>
-          <w:sz w:val="21"/>
-          <w:szCs w:val="21"/>
-        </w:rPr>
-        <w:lastRenderedPageBreak/>
         <w:t xml:space="preserve">8. </w:t>
       </w:r>
       <w:r>
@@ -2235,7 +2451,27 @@
           <w:sz w:val="21"/>
           <w:szCs w:val="21"/>
         </w:rPr>
-        <w:t>사회보험 적용 및 신고(해당란에 체크)</w:t>
+        <w:t>사회보험 적용 및 신고(</w:t>
+      </w:r>
+      <w:proofErr w:type="spellStart"/>
+      <w:r>
+        <w:rPr>
+          <w:b/>
+          <w:bCs/>
+          <w:sz w:val="21"/>
+          <w:szCs w:val="21"/>
+        </w:rPr>
+        <w:t>해당란에</w:t>
+      </w:r>
+      <w:proofErr w:type="spellEnd"/>
+      <w:r>
+        <w:rPr>
+          <w:b/>
+          <w:bCs/>
+          <w:sz w:val="21"/>
+          <w:szCs w:val="21"/>
+        </w:rPr>
+        <w:t xml:space="preserve"> 체크)</w:t>
       </w:r>
     </w:p>
     <w:p>
@@ -2655,7 +2891,23 @@
           <w:sz w:val="19"/>
           <w:szCs w:val="19"/>
         </w:rPr>
-        <w:t>1) 퇴직급여제도의 종류 : 퇴직연금</w:t>
+        <w:t xml:space="preserve">1) 퇴직급여제도의 </w:t>
+      </w:r>
+      <w:proofErr w:type="gramStart"/>
+      <w:r>
+        <w:rPr>
+          <w:sz w:val="19"/>
+          <w:szCs w:val="19"/>
+        </w:rPr>
+        <w:t>종류 :</w:t>
+      </w:r>
+      <w:proofErr w:type="gramEnd"/>
+      <w:r>
+        <w:rPr>
+          <w:sz w:val="19"/>
+          <w:szCs w:val="19"/>
+        </w:rPr>
+        <w:t xml:space="preserve"> 퇴직연금</w:t>
       </w:r>
     </w:p>
     <w:p>
@@ -2694,7 +2946,23 @@
           <w:sz w:val="19"/>
           <w:szCs w:val="19"/>
         </w:rPr>
-        <w:t>4) 퇴직금과 관련한 그 외 구체적인 사항은 근로자퇴직급여보장법이 정한 바에 따른다.</w:t>
+        <w:t xml:space="preserve">4) 퇴직금과 관련한 그 외 구체적인 사항은 </w:t>
+      </w:r>
+      <w:proofErr w:type="spellStart"/>
+      <w:r>
+        <w:rPr>
+          <w:sz w:val="19"/>
+          <w:szCs w:val="19"/>
+        </w:rPr>
+        <w:t>근로자퇴직급여보장법이</w:t>
+      </w:r>
+      <w:proofErr w:type="spellEnd"/>
+      <w:r>
+        <w:rPr>
+          <w:sz w:val="19"/>
+          <w:szCs w:val="19"/>
+        </w:rPr>
+        <w:t xml:space="preserve"> 정한 바에 따른다.</w:t>
       </w:r>
     </w:p>
     <w:p>
@@ -2821,6 +3089,7 @@
         <w:spacing w:before="160" w:after="200"/>
         <w:jc w:val="center"/>
       </w:pPr>
+      <w:proofErr w:type="gramStart"/>
       <w:r>
         <w:rPr>
           <w:b/>
@@ -2829,7 +3098,18 @@
           <w:sz w:val="22"/>
           <w:szCs w:val="22"/>
         </w:rPr>
-        <w:t xml:space="preserve">근로계약일 : </w:t>
+        <w:t>근로계약일 :</w:t>
+      </w:r>
+      <w:proofErr w:type="gramEnd"/>
+      <w:r>
+        <w:rPr>
+          <w:b/>
+          <w:bCs/>
+          <w:color w:val="1F4E79"/>
+          <w:sz w:val="22"/>
+          <w:szCs w:val="22"/>
+        </w:rPr>
+        <w:t xml:space="preserve"> </w:t>
       </w:r>
       <w:sdt>
         <w:sdtPr>
@@ -2974,6 +3254,7 @@
                 <w:szCs w:val="19"/>
               </w:rPr>
             </w:pPr>
+            <w:proofErr w:type="gramStart"/>
             <w:r>
               <w:rPr>
                 <w:b/>
@@ -2981,7 +3262,17 @@
                 <w:sz w:val="19"/>
                 <w:szCs w:val="19"/>
               </w:rPr>
-              <w:t xml:space="preserve">주  소: </w:t>
+              <w:t>주  소</w:t>
+            </w:r>
+            <w:proofErr w:type="gramEnd"/>
+            <w:r>
+              <w:rPr>
+                <w:b/>
+                <w:bCs/>
+                <w:sz w:val="19"/>
+                <w:szCs w:val="19"/>
+              </w:rPr>
+              <w:t xml:space="preserve">: </w:t>
             </w:r>
             <w:sdt>
               <w:sdtPr>
@@ -3042,6 +3333,7 @@
                 <w:text/>
               </w:sdtPr>
               <w:sdtContent>
+                <w:proofErr w:type="spellStart"/>
                 <w:r>
                   <w:rPr>
                     <w:b/>
@@ -3051,6 +3343,7 @@
                   </w:rPr>
                   <w:t>이찬재</w:t>
                 </w:r>
+                <w:proofErr w:type="spellEnd"/>
               </w:sdtContent>
             </w:sdt>
             <w:r>
@@ -3154,6 +3447,7 @@
                 <w:szCs w:val="19"/>
               </w:rPr>
             </w:pPr>
+            <w:proofErr w:type="gramStart"/>
             <w:r>
               <w:rPr>
                 <w:b/>
@@ -3161,7 +3455,17 @@
                 <w:sz w:val="19"/>
                 <w:szCs w:val="19"/>
               </w:rPr>
-              <w:t xml:space="preserve">주  소: </w:t>
+              <w:t>주  소</w:t>
+            </w:r>
+            <w:proofErr w:type="gramEnd"/>
+            <w:r>
+              <w:rPr>
+                <w:b/>
+                <w:bCs/>
+                <w:sz w:val="19"/>
+                <w:szCs w:val="19"/>
+              </w:rPr>
+              <w:t xml:space="preserve">: </w:t>
             </w:r>
             <w:sdt>
               <w:sdtPr>
@@ -3196,6 +3500,7 @@
             <w:pPr>
               <w:spacing w:before="30" w:after="60"/>
             </w:pPr>
+            <w:proofErr w:type="gramStart"/>
             <w:r>
               <w:rPr>
                 <w:b/>
@@ -3203,7 +3508,17 @@
                 <w:sz w:val="19"/>
                 <w:szCs w:val="19"/>
               </w:rPr>
-              <w:t xml:space="preserve">성  명: </w:t>
+              <w:t>성  명</w:t>
+            </w:r>
+            <w:proofErr w:type="gramEnd"/>
+            <w:r>
+              <w:rPr>
+                <w:b/>
+                <w:bCs/>
+                <w:sz w:val="19"/>
+                <w:szCs w:val="19"/>
+              </w:rPr>
+              <w:t xml:space="preserve">: </w:t>
             </w:r>
             <w:sdt>
               <w:sdtPr>
@@ -4123,12 +4438,14 @@
   </w:compat>
   <w:rsids>
     <w:rsidRoot w:val="00C419CA"/>
+    <w:rsid w:val="00022CD4"/>
     <w:rsid w:val="00114716"/>
     <w:rsid w:val="002C6587"/>
     <w:rsid w:val="004F0E95"/>
     <w:rsid w:val="006A0EBD"/>
     <w:rsid w:val="00843776"/>
     <w:rsid w:val="00C419CA"/>
+    <w:rsid w:val="00D03DCB"/>
   </w:rsids>
   <m:mathPr>
     <m:mathFont m:val="Cambria Math"/>

--- a/document/표준근로계약서.docx
+++ b/document/표준근로계약서.docx
@@ -50,8 +50,14 @@
       </w:pPr>
       <w:sdt>
         <w:sdtPr>
-          <w:alias w:val="사업주명(기관명)"/>
-          <w:tag w:val="employer_name"/>
+          <w:rPr>
+            <w:rFonts w:ascii="궁서" w:eastAsia="궁서" w:hAnsi="궁서"/>
+            <w:b/>
+            <w:bCs/>
+            <w:color w:val="0070C0"/>
+          </w:rPr>
+          <w:alias w:val="장기요양기관명"/>
+          <w:tag w:val="장기요양기관명"/>
           <w:id w:val="1329023939"/>
           <w:placeholder>
             <w:docPart w:val="DefaultPlaceholder_-1854013440"/>
@@ -60,6 +66,12 @@
         </w:sdtPr>
         <w:sdtContent>
           <w:r>
+            <w:rPr>
+              <w:rFonts w:ascii="궁서" w:eastAsia="궁서" w:hAnsi="궁서"/>
+              <w:b/>
+              <w:bCs/>
+              <w:color w:val="0070C0"/>
+            </w:rPr>
             <w:t>장기요양기관명</w:t>
           </w:r>
         </w:sdtContent>
@@ -69,8 +81,14 @@
       </w:r>
       <w:sdt>
         <w:sdtPr>
-          <w:alias w:val="근로자 성명"/>
-          <w:tag w:val="employee_name"/>
+          <w:rPr>
+            <w:rFonts w:ascii="궁서" w:eastAsia="궁서" w:hAnsi="궁서"/>
+            <w:b/>
+            <w:bCs/>
+            <w:color w:val="0070C0"/>
+          </w:rPr>
+          <w:alias w:val="종사자명"/>
+          <w:tag w:val="종사자명"/>
           <w:id w:val="-1203790922"/>
           <w:placeholder>
             <w:docPart w:val="DefaultPlaceholder_-1854013440"/>
@@ -79,6 +97,12 @@
         </w:sdtPr>
         <w:sdtContent>
           <w:r>
+            <w:rPr>
+              <w:rFonts w:ascii="궁서" w:eastAsia="궁서" w:hAnsi="궁서"/>
+              <w:b/>
+              <w:bCs/>
+              <w:color w:val="0070C0"/>
+            </w:rPr>
             <w:t>홍길동</w:t>
           </w:r>
         </w:sdtContent>
@@ -139,11 +163,13 @@
       <w:sdt>
         <w:sdtPr>
           <w:rPr>
-            <w:sz w:val="19"/>
-            <w:szCs w:val="19"/>
+            <w:rFonts w:ascii="궁서" w:eastAsia="궁서" w:hAnsi="궁서"/>
+            <w:b/>
+            <w:bCs/>
+            <w:color w:val="0070C0"/>
           </w:rPr>
-          <w:alias w:val="근로개시일"/>
-          <w:tag w:val="work_start_date"/>
+          <w:alias w:val="근로시작일"/>
+          <w:tag w:val="근로시작일"/>
           <w:id w:val="1958217018"/>
           <w:placeholder>
             <w:docPart w:val="DefaultPlaceholder_-1854013440"/>
@@ -153,8 +179,10 @@
         <w:sdtContent>
           <w:r>
             <w:rPr>
-              <w:sz w:val="19"/>
-              <w:szCs w:val="19"/>
+              <w:rFonts w:ascii="궁서" w:eastAsia="궁서" w:hAnsi="궁서"/>
+              <w:b/>
+              <w:bCs/>
+              <w:color w:val="0070C0"/>
             </w:rPr>
             <w:t>년    월    일</w:t>
           </w:r>
@@ -229,11 +257,13 @@
       <w:sdt>
         <w:sdtPr>
           <w:rPr>
-            <w:sz w:val="19"/>
-            <w:szCs w:val="19"/>
+            <w:rFonts w:ascii="궁서" w:eastAsia="궁서" w:hAnsi="궁서"/>
+            <w:b/>
+            <w:bCs/>
+            <w:color w:val="0070C0"/>
           </w:rPr>
           <w:alias w:val="근무장소"/>
-          <w:tag w:val="work_location"/>
+          <w:tag w:val="근무장소"/>
           <w:id w:val="-832768902"/>
           <w:placeholder>
             <w:docPart w:val="DefaultPlaceholder_-1854013440"/>
@@ -243,9 +273,10 @@
         <w:sdtContent>
           <w:r>
             <w:rPr>
-              <w:rFonts w:hint="eastAsia"/>
-              <w:sz w:val="19"/>
-              <w:szCs w:val="19"/>
+              <w:rFonts w:ascii="궁서" w:eastAsia="궁서" w:hAnsi="궁서" w:hint="eastAsia"/>
+              <w:b/>
+              <w:bCs/>
+              <w:color w:val="0070C0"/>
             </w:rPr>
             <w:t>xx도 xx시 xx구</w:t>
           </w:r>
@@ -334,11 +365,13 @@
       <w:sdt>
         <w:sdtPr>
           <w:rPr>
-            <w:sz w:val="19"/>
-            <w:szCs w:val="19"/>
+            <w:rFonts w:ascii="궁서" w:eastAsia="궁서" w:hAnsi="궁서"/>
+            <w:b/>
+            <w:bCs/>
+            <w:color w:val="0070C0"/>
           </w:rPr>
           <w:alias w:val="직종"/>
-          <w:tag w:val="job_title"/>
+          <w:tag w:val="직종"/>
           <w:id w:val="1638294249"/>
           <w:placeholder>
             <w:docPart w:val="DefaultPlaceholder_-1854013440"/>
@@ -348,8 +381,10 @@
         <w:sdtContent>
           <w:r>
             <w:rPr>
-              <w:sz w:val="19"/>
-              <w:szCs w:val="19"/>
+              <w:rFonts w:ascii="궁서" w:eastAsia="궁서" w:hAnsi="궁서"/>
+              <w:b/>
+              <w:bCs/>
+              <w:color w:val="0070C0"/>
             </w:rPr>
             <w:t>요양보호사</w:t>
           </w:r>
@@ -391,11 +426,13 @@
       <w:sdt>
         <w:sdtPr>
           <w:rPr>
-            <w:sz w:val="19"/>
-            <w:szCs w:val="19"/>
+            <w:rFonts w:ascii="궁서" w:eastAsia="궁서" w:hAnsi="궁서"/>
+            <w:b/>
+            <w:bCs/>
+            <w:color w:val="0070C0"/>
           </w:rPr>
           <w:alias w:val="업무내용"/>
-          <w:tag w:val="job_duties"/>
+          <w:tag w:val="업무내용"/>
           <w:id w:val="575945968"/>
           <w:placeholder>
             <w:docPart w:val="DefaultPlaceholder_-1854013440"/>
@@ -405,8 +442,10 @@
         <w:sdtContent>
           <w:r>
             <w:rPr>
-              <w:sz w:val="19"/>
-              <w:szCs w:val="19"/>
+              <w:rFonts w:ascii="궁서" w:eastAsia="궁서" w:hAnsi="궁서"/>
+              <w:b/>
+              <w:bCs/>
+              <w:color w:val="0070C0"/>
             </w:rPr>
             <w:t>입소자 신체관리, 생활지원</w:t>
           </w:r>
@@ -485,11 +524,13 @@
       <w:sdt>
         <w:sdtPr>
           <w:rPr>
-            <w:sz w:val="19"/>
-            <w:szCs w:val="19"/>
+            <w:rFonts w:ascii="궁서" w:eastAsia="궁서" w:hAnsi="궁서"/>
+            <w:b/>
+            <w:bCs/>
+            <w:color w:val="0070C0"/>
           </w:rPr>
           <w:alias w:val="근무형태"/>
-          <w:tag w:val="work_type"/>
+          <w:tag w:val="근무형태"/>
           <w:id w:val="-821348849"/>
           <w:placeholder>
             <w:docPart w:val="DefaultPlaceholder_-1854013440"/>
@@ -499,8 +540,10 @@
         <w:sdtContent>
           <w:r>
             <w:rPr>
-              <w:sz w:val="19"/>
-              <w:szCs w:val="19"/>
+              <w:rFonts w:ascii="궁서" w:eastAsia="궁서" w:hAnsi="궁서"/>
+              <w:b/>
+              <w:bCs/>
+              <w:color w:val="0070C0"/>
             </w:rPr>
             <w:t>근무형태</w:t>
           </w:r>
@@ -542,11 +585,13 @@
       <w:sdt>
         <w:sdtPr>
           <w:rPr>
-            <w:sz w:val="19"/>
-            <w:szCs w:val="19"/>
+            <w:rFonts w:ascii="궁서" w:eastAsia="궁서" w:hAnsi="궁서"/>
+            <w:b/>
+            <w:bCs/>
+            <w:color w:val="0070C0"/>
           </w:rPr>
           <w:alias w:val="근무시간"/>
-          <w:tag w:val="work_hours"/>
+          <w:tag w:val="근무시간"/>
           <w:id w:val="-236792325"/>
           <w:placeholder>
             <w:docPart w:val="DefaultPlaceholder_-1854013440"/>
@@ -556,8 +601,10 @@
         <w:sdtContent>
           <w:r>
             <w:rPr>
-              <w:sz w:val="19"/>
-              <w:szCs w:val="19"/>
+              <w:rFonts w:ascii="궁서" w:eastAsia="궁서" w:hAnsi="궁서"/>
+              <w:b/>
+              <w:bCs/>
+              <w:color w:val="0070C0"/>
             </w:rPr>
             <w:t>근무시간</w:t>
           </w:r>
@@ -599,11 +646,13 @@
       <w:sdt>
         <w:sdtPr>
           <w:rPr>
-            <w:sz w:val="19"/>
-            <w:szCs w:val="19"/>
+            <w:rFonts w:ascii="궁서" w:eastAsia="궁서" w:hAnsi="궁서"/>
+            <w:b/>
+            <w:bCs/>
+            <w:color w:val="0070C0"/>
           </w:rPr>
           <w:alias w:val="휴게시간"/>
-          <w:tag w:val="break_hours"/>
+          <w:tag w:val="휴게시간"/>
           <w:id w:val="-423798185"/>
           <w:placeholder>
             <w:docPart w:val="DefaultPlaceholder_-1854013440"/>
@@ -613,8 +662,10 @@
         <w:sdtContent>
           <w:r>
             <w:rPr>
-              <w:sz w:val="19"/>
-              <w:szCs w:val="19"/>
+              <w:rFonts w:ascii="궁서" w:eastAsia="궁서" w:hAnsi="궁서"/>
+              <w:b/>
+              <w:bCs/>
+              <w:color w:val="0070C0"/>
             </w:rPr>
             <w:t>휴게시간</w:t>
           </w:r>
@@ -706,11 +757,13 @@
       <w:sdt>
         <w:sdtPr>
           <w:rPr>
-            <w:sz w:val="19"/>
-            <w:szCs w:val="19"/>
+            <w:rFonts w:ascii="궁서" w:eastAsia="궁서" w:hAnsi="궁서"/>
+            <w:b/>
+            <w:bCs/>
+            <w:color w:val="0070C0"/>
           </w:rPr>
           <w:alias w:val="근무일"/>
-          <w:tag w:val="work_days"/>
+          <w:tag w:val="근무일"/>
           <w:id w:val="245854047"/>
           <w:placeholder>
             <w:docPart w:val="DefaultPlaceholder_-1854013440"/>
@@ -720,8 +773,10 @@
         <w:sdtContent>
           <w:r>
             <w:rPr>
-              <w:sz w:val="19"/>
-              <w:szCs w:val="19"/>
+              <w:rFonts w:ascii="궁서" w:eastAsia="궁서" w:hAnsi="궁서"/>
+              <w:b/>
+              <w:bCs/>
+              <w:color w:val="0070C0"/>
             </w:rPr>
             <w:t>근무일</w:t>
           </w:r>
@@ -763,11 +818,13 @@
       <w:sdt>
         <w:sdtPr>
           <w:rPr>
-            <w:sz w:val="19"/>
-            <w:szCs w:val="19"/>
+            <w:rFonts w:ascii="궁서" w:eastAsia="궁서" w:hAnsi="궁서"/>
+            <w:b/>
+            <w:bCs/>
+            <w:color w:val="0070C0"/>
           </w:rPr>
           <w:alias w:val="휴일"/>
-          <w:tag w:val="holiday"/>
+          <w:tag w:val="휴일"/>
           <w:id w:val="-2146042336"/>
           <w:placeholder>
             <w:docPart w:val="DefaultPlaceholder_-1854013440"/>
@@ -777,8 +834,10 @@
         <w:sdtContent>
           <w:r>
             <w:rPr>
-              <w:sz w:val="19"/>
-              <w:szCs w:val="19"/>
+              <w:rFonts w:ascii="궁서" w:eastAsia="궁서" w:hAnsi="궁서"/>
+              <w:b/>
+              <w:bCs/>
+              <w:color w:val="0070C0"/>
             </w:rPr>
             <w:t>휴일</w:t>
           </w:r>
@@ -909,11 +968,13 @@
       <w:sdt>
         <w:sdtPr>
           <w:rPr>
-            <w:sz w:val="19"/>
-            <w:szCs w:val="19"/>
+            <w:rFonts w:ascii="궁서" w:eastAsia="궁서" w:hAnsi="궁서"/>
+            <w:b/>
+            <w:bCs/>
+            <w:color w:val="0070C0"/>
           </w:rPr>
-          <w:alias w:val="급여적용기간(시작)"/>
-          <w:tag w:val="salary_period_start"/>
+          <w:alias w:val="근무시작일"/>
+          <w:tag w:val="근무시작일"/>
           <w:id w:val="-1976907048"/>
           <w:placeholder>
             <w:docPart w:val="DefaultPlaceholder_-1854013440"/>
@@ -923,8 +984,10 @@
         <w:sdtContent>
           <w:r>
             <w:rPr>
-              <w:sz w:val="19"/>
-              <w:szCs w:val="19"/>
+              <w:rFonts w:ascii="궁서" w:eastAsia="궁서" w:hAnsi="궁서"/>
+              <w:b/>
+              <w:bCs/>
+              <w:color w:val="0070C0"/>
             </w:rPr>
             <w:t>년    월    일</w:t>
           </w:r>
@@ -940,11 +1003,13 @@
       <w:sdt>
         <w:sdtPr>
           <w:rPr>
-            <w:sz w:val="19"/>
-            <w:szCs w:val="19"/>
+            <w:rFonts w:ascii="궁서" w:eastAsia="궁서" w:hAnsi="궁서"/>
+            <w:b/>
+            <w:bCs/>
+            <w:color w:val="0070C0"/>
           </w:rPr>
-          <w:alias w:val="급여적용기간(종료)"/>
-          <w:tag w:val="salary_period_end"/>
+          <w:alias w:val="근무종료일"/>
+          <w:tag w:val="근무종료일"/>
           <w:id w:val="758952103"/>
           <w:placeholder>
             <w:docPart w:val="DefaultPlaceholder_-1854013440"/>
@@ -954,8 +1019,10 @@
         <w:sdtContent>
           <w:r>
             <w:rPr>
-              <w:sz w:val="19"/>
-              <w:szCs w:val="19"/>
+              <w:rFonts w:ascii="궁서" w:eastAsia="궁서" w:hAnsi="궁서"/>
+              <w:b/>
+              <w:bCs/>
+              <w:color w:val="0070C0"/>
             </w:rPr>
             <w:t>년    월    일</w:t>
           </w:r>
@@ -1177,11 +1244,13 @@
           <w:sdt>
             <w:sdtPr>
               <w:rPr>
-                <w:sz w:val="19"/>
-                <w:szCs w:val="19"/>
+                <w:rFonts w:ascii="궁서" w:eastAsia="궁서" w:hAnsi="궁서"/>
+                <w:b/>
+                <w:bCs/>
+                <w:color w:val="0070C0"/>
               </w:rPr>
               <w:alias w:val="통상임금 산정시간"/>
-              <w:tag w:val="base_wage_hours"/>
+              <w:tag w:val="통상임금 산정시간"/>
               <w:id w:val="71088131"/>
               <w:placeholder>
                 <w:docPart w:val="DefaultPlaceholder_-1854013440"/>
@@ -1196,8 +1265,10 @@
                 </w:pPr>
                 <w:r>
                   <w:rPr>
-                    <w:sz w:val="19"/>
-                    <w:szCs w:val="19"/>
+                    <w:rFonts w:ascii="궁서" w:eastAsia="궁서" w:hAnsi="궁서"/>
+                    <w:b/>
+                    <w:bCs/>
+                    <w:color w:val="0070C0"/>
                   </w:rPr>
                   <w:t>-</w:t>
                 </w:r>
@@ -1284,11 +1355,13 @@
           <w:sdt>
             <w:sdtPr>
               <w:rPr>
-                <w:sz w:val="19"/>
-                <w:szCs w:val="19"/>
+                <w:rFonts w:ascii="궁서" w:eastAsia="궁서" w:hAnsi="궁서"/>
+                <w:b/>
+                <w:bCs/>
+                <w:color w:val="0070C0"/>
               </w:rPr>
               <w:alias w:val="기본급 산정시간"/>
-              <w:tag w:val="basic_salary_hours"/>
+              <w:tag w:val="기본급 산정시간"/>
               <w:id w:val="1280842039"/>
               <w:placeholder>
                 <w:docPart w:val="DefaultPlaceholder_-1854013440"/>
@@ -1303,8 +1376,10 @@
                 </w:pPr>
                 <w:r>
                   <w:rPr>
-                    <w:sz w:val="19"/>
-                    <w:szCs w:val="19"/>
+                    <w:rFonts w:ascii="궁서" w:eastAsia="궁서" w:hAnsi="궁서"/>
+                    <w:b/>
+                    <w:bCs/>
+                    <w:color w:val="0070C0"/>
                   </w:rPr>
                   <w:t>-</w:t>
                 </w:r>
@@ -1333,11 +1408,13 @@
           <w:sdt>
             <w:sdtPr>
               <w:rPr>
-                <w:sz w:val="19"/>
-                <w:szCs w:val="19"/>
+                <w:rFonts w:ascii="궁서" w:eastAsia="궁서" w:hAnsi="궁서"/>
+                <w:b/>
+                <w:bCs/>
+                <w:color w:val="0070C0"/>
               </w:rPr>
               <w:alias w:val="기본급 금액"/>
-              <w:tag w:val="basic_salary_amount"/>
+              <w:tag w:val="기본급 금액"/>
               <w:id w:val="972405771"/>
               <w:placeholder>
                 <w:docPart w:val="DefaultPlaceholder_-1854013440"/>
@@ -1349,11 +1426,19 @@
                 <w:pPr>
                   <w:spacing w:before="60" w:after="60"/>
                   <w:jc w:val="right"/>
+                  <w:rPr>
+                    <w:rFonts w:ascii="궁서" w:eastAsia="궁서" w:hAnsi="궁서"/>
+                    <w:b/>
+                    <w:bCs/>
+                    <w:color w:val="0070C0"/>
+                  </w:rPr>
                 </w:pPr>
                 <w:r>
                   <w:rPr>
-                    <w:sz w:val="19"/>
-                    <w:szCs w:val="19"/>
+                    <w:rFonts w:ascii="궁서" w:eastAsia="궁서" w:hAnsi="궁서"/>
+                    <w:b/>
+                    <w:bCs/>
+                    <w:color w:val="0070C0"/>
                   </w:rPr>
                   <w:t>2,000,000</w:t>
                 </w:r>
@@ -1415,11 +1500,13 @@
           <w:sdt>
             <w:sdtPr>
               <w:rPr>
-                <w:sz w:val="19"/>
-                <w:szCs w:val="19"/>
+                <w:rFonts w:ascii="궁서" w:eastAsia="궁서" w:hAnsi="궁서"/>
+                <w:b/>
+                <w:bCs/>
+                <w:color w:val="0070C0"/>
               </w:rPr>
               <w:alias w:val="연장수당 산정시간"/>
-              <w:tag w:val="overtime_hours"/>
+              <w:tag w:val="연장수당 산정시간"/>
               <w:id w:val="1226723580"/>
               <w:placeholder>
                 <w:docPart w:val="DefaultPlaceholder_-1854013440"/>
@@ -1434,8 +1521,10 @@
                 </w:pPr>
                 <w:r>
                   <w:rPr>
-                    <w:sz w:val="19"/>
-                    <w:szCs w:val="19"/>
+                    <w:rFonts w:ascii="궁서" w:eastAsia="궁서" w:hAnsi="궁서"/>
+                    <w:b/>
+                    <w:bCs/>
+                    <w:color w:val="0070C0"/>
                   </w:rPr>
                   <w:t xml:space="preserve">      시간</w:t>
                 </w:r>
@@ -1522,11 +1611,13 @@
           <w:sdt>
             <w:sdtPr>
               <w:rPr>
-                <w:sz w:val="19"/>
-                <w:szCs w:val="19"/>
+                <w:rFonts w:ascii="궁서" w:eastAsia="궁서" w:hAnsi="궁서"/>
+                <w:b/>
+                <w:bCs/>
+                <w:color w:val="0070C0"/>
               </w:rPr>
               <w:alias w:val="야간수당 산정시간"/>
-              <w:tag w:val="night_hours"/>
+              <w:tag w:val="야간수당 산정시간"/>
               <w:id w:val="1875809595"/>
               <w:placeholder>
                 <w:docPart w:val="DefaultPlaceholder_-1854013440"/>
@@ -1541,8 +1632,10 @@
                 </w:pPr>
                 <w:r>
                   <w:rPr>
-                    <w:sz w:val="19"/>
-                    <w:szCs w:val="19"/>
+                    <w:rFonts w:ascii="궁서" w:eastAsia="궁서" w:hAnsi="궁서"/>
+                    <w:b/>
+                    <w:bCs/>
+                    <w:color w:val="0070C0"/>
                   </w:rPr>
                   <w:t xml:space="preserve">      시간</w:t>
                 </w:r>
@@ -1571,11 +1664,13 @@
           <w:sdt>
             <w:sdtPr>
               <w:rPr>
-                <w:sz w:val="19"/>
-                <w:szCs w:val="19"/>
+                <w:rFonts w:ascii="궁서" w:eastAsia="궁서" w:hAnsi="궁서"/>
+                <w:b/>
+                <w:bCs/>
+                <w:color w:val="0070C0"/>
               </w:rPr>
               <w:alias w:val="야간수당 금액"/>
-              <w:tag w:val="night_amount"/>
+              <w:tag w:val="야간수당 금액"/>
               <w:id w:val="1929996364"/>
               <w:placeholder>
                 <w:docPart w:val="DefaultPlaceholder_-1854013440"/>
@@ -1587,11 +1682,19 @@
                 <w:pPr>
                   <w:spacing w:before="60" w:after="60"/>
                   <w:jc w:val="right"/>
+                  <w:rPr>
+                    <w:rFonts w:ascii="궁서" w:eastAsia="궁서" w:hAnsi="궁서"/>
+                    <w:b/>
+                    <w:bCs/>
+                    <w:color w:val="0070C0"/>
+                  </w:rPr>
                 </w:pPr>
                 <w:r>
                   <w:rPr>
-                    <w:sz w:val="19"/>
-                    <w:szCs w:val="19"/>
+                    <w:rFonts w:ascii="궁서" w:eastAsia="궁서" w:hAnsi="궁서"/>
+                    <w:b/>
+                    <w:bCs/>
+                    <w:color w:val="0070C0"/>
                   </w:rPr>
                   <w:t>200,000</w:t>
                 </w:r>
@@ -1653,11 +1756,13 @@
           <w:sdt>
             <w:sdtPr>
               <w:rPr>
-                <w:sz w:val="19"/>
-                <w:szCs w:val="19"/>
+                <w:rFonts w:ascii="궁서" w:eastAsia="궁서" w:hAnsi="궁서"/>
+                <w:b/>
+                <w:bCs/>
+                <w:color w:val="0070C0"/>
               </w:rPr>
               <w:alias w:val="휴일수당 산정시간"/>
-              <w:tag w:val="holiday_hours"/>
+              <w:tag w:val="휴일수당 산정시간"/>
               <w:id w:val="1052809901"/>
               <w:placeholder>
                 <w:docPart w:val="DefaultPlaceholder_-1854013440"/>
@@ -1672,8 +1777,10 @@
                 </w:pPr>
                 <w:r>
                   <w:rPr>
-                    <w:sz w:val="19"/>
-                    <w:szCs w:val="19"/>
+                    <w:rFonts w:ascii="궁서" w:eastAsia="궁서" w:hAnsi="궁서"/>
+                    <w:b/>
+                    <w:bCs/>
+                    <w:color w:val="0070C0"/>
                   </w:rPr>
                   <w:t xml:space="preserve">      시간</w:t>
                 </w:r>
@@ -2006,11 +2113,13 @@
           <w:sdt>
             <w:sdtPr>
               <w:rPr>
-                <w:sz w:val="19"/>
-                <w:szCs w:val="19"/>
+                <w:rFonts w:ascii="궁서" w:eastAsia="궁서" w:hAnsi="궁서"/>
+                <w:b/>
+                <w:bCs/>
+                <w:color w:val="0070C0"/>
               </w:rPr>
               <w:alias w:val="식비 금액"/>
-              <w:tag w:val="meal_allowance"/>
+              <w:tag w:val="식비 금액"/>
               <w:id w:val="1337350155"/>
               <w:placeholder>
                 <w:docPart w:val="DefaultPlaceholder_-1854013440"/>
@@ -2025,8 +2134,10 @@
                 </w:pPr>
                 <w:r>
                   <w:rPr>
-                    <w:sz w:val="19"/>
-                    <w:szCs w:val="19"/>
+                    <w:rFonts w:ascii="궁서" w:eastAsia="궁서" w:hAnsi="궁서"/>
+                    <w:b/>
+                    <w:bCs/>
+                    <w:color w:val="0070C0"/>
                   </w:rPr>
                   <w:t>100,000</w:t>
                 </w:r>
@@ -2114,13 +2225,13 @@
           <w:sdt>
             <w:sdtPr>
               <w:rPr>
+                <w:rFonts w:ascii="궁서" w:eastAsia="궁서" w:hAnsi="궁서"/>
                 <w:b/>
                 <w:bCs/>
-                <w:sz w:val="19"/>
-                <w:szCs w:val="19"/>
+                <w:color w:val="0070C0"/>
               </w:rPr>
               <w:alias w:val="임금 합계"/>
-              <w:tag w:val="salary_total"/>
+              <w:tag w:val="임금 합계"/>
               <w:id w:val="-78438520"/>
               <w:placeholder>
                 <w:docPart w:val="DefaultPlaceholder_-1854013440"/>
@@ -2132,13 +2243,19 @@
                 <w:pPr>
                   <w:spacing w:before="60" w:after="60"/>
                   <w:jc w:val="right"/>
+                  <w:rPr>
+                    <w:rFonts w:ascii="궁서" w:eastAsia="궁서" w:hAnsi="궁서"/>
+                    <w:b/>
+                    <w:bCs/>
+                    <w:color w:val="0070C0"/>
+                  </w:rPr>
                 </w:pPr>
                 <w:r>
                   <w:rPr>
+                    <w:rFonts w:ascii="궁서" w:eastAsia="궁서" w:hAnsi="궁서"/>
                     <w:b/>
                     <w:bCs/>
-                    <w:sz w:val="19"/>
-                    <w:szCs w:val="19"/>
+                    <w:color w:val="0070C0"/>
                   </w:rPr>
                   <w:t>2,300,000</w:t>
                 </w:r>
@@ -2230,11 +2347,13 @@
       <w:sdt>
         <w:sdtPr>
           <w:rPr>
-            <w:sz w:val="19"/>
-            <w:szCs w:val="19"/>
+            <w:rFonts w:ascii="궁서" w:eastAsia="궁서" w:hAnsi="궁서"/>
+            <w:b/>
+            <w:bCs/>
+            <w:color w:val="0070C0"/>
           </w:rPr>
           <w:alias w:val="은행명"/>
-          <w:tag w:val="bank_name"/>
+          <w:tag w:val="은행명"/>
           <w:id w:val="-613442514"/>
           <w:placeholder>
             <w:docPart w:val="DefaultPlaceholder_-1854013440"/>
@@ -2245,17 +2364,12 @@
           <w:proofErr w:type="spellStart"/>
           <w:r>
             <w:rPr>
-              <w:sz w:val="19"/>
-              <w:szCs w:val="19"/>
+              <w:rFonts w:ascii="궁서" w:eastAsia="궁서" w:hAnsi="궁서"/>
+              <w:b/>
+              <w:bCs/>
+              <w:color w:val="0070C0"/>
             </w:rPr>
-            <w:t>시난</w:t>
-          </w:r>
-          <w:r>
-            <w:rPr>
-              <w:sz w:val="19"/>
-              <w:szCs w:val="19"/>
-            </w:rPr>
-            <w:t>은행</w:t>
+            <w:t>시난은행</w:t>
           </w:r>
           <w:proofErr w:type="spellEnd"/>
         </w:sdtContent>
@@ -2286,11 +2400,13 @@
       <w:sdt>
         <w:sdtPr>
           <w:rPr>
-            <w:sz w:val="19"/>
-            <w:szCs w:val="19"/>
+            <w:rFonts w:ascii="궁서" w:eastAsia="궁서" w:hAnsi="궁서"/>
+            <w:b/>
+            <w:bCs/>
+            <w:color w:val="0070C0"/>
           </w:rPr>
           <w:alias w:val="계좌번호"/>
-          <w:tag w:val="account_number"/>
+          <w:tag w:val="계좌번호"/>
           <w:id w:val="-1965947004"/>
           <w:placeholder>
             <w:docPart w:val="DefaultPlaceholder_-1854013440"/>
@@ -2300,8 +2416,10 @@
         <w:sdtContent>
           <w:r>
             <w:rPr>
-              <w:sz w:val="19"/>
-              <w:szCs w:val="19"/>
+              <w:rFonts w:ascii="궁서" w:eastAsia="궁서" w:hAnsi="궁서"/>
+              <w:b/>
+              <w:bCs/>
+              <w:color w:val="0070C0"/>
             </w:rPr>
             <w:t>1111-1234-5678</w:t>
           </w:r>
@@ -2317,11 +2435,13 @@
       <w:sdt>
         <w:sdtPr>
           <w:rPr>
-            <w:sz w:val="19"/>
-            <w:szCs w:val="19"/>
+            <w:rFonts w:ascii="궁서" w:eastAsia="궁서" w:hAnsi="궁서"/>
+            <w:b/>
+            <w:bCs/>
+            <w:color w:val="0070C0"/>
           </w:rPr>
           <w:alias w:val="예금주"/>
-          <w:tag w:val="account_holder"/>
+          <w:tag w:val="예금주"/>
           <w:id w:val="89359958"/>
           <w:placeholder>
             <w:docPart w:val="DefaultPlaceholder_-1854013440"/>
@@ -2331,8 +2451,10 @@
         <w:sdtContent>
           <w:r>
             <w:rPr>
-              <w:sz w:val="19"/>
-              <w:szCs w:val="19"/>
+              <w:rFonts w:ascii="궁서" w:eastAsia="궁서" w:hAnsi="궁서"/>
+              <w:b/>
+              <w:bCs/>
+              <w:color w:val="0070C0"/>
             </w:rPr>
             <w:t>홍길동</w:t>
           </w:r>
@@ -2393,7 +2515,6 @@
           <w:sz w:val="19"/>
           <w:szCs w:val="19"/>
         </w:rPr>
-        <w:lastRenderedPageBreak/>
         <w:t>2) 사용자는 근로자가 청구한 시기에 휴가를 주어야 한다. 다만, 청구한 시기에 휴가를 주는 것이 시설 운영에 막대한 지장이 있는 경우에는 그 시기를 변경할 수 있다.</w:t>
       </w:r>
     </w:p>
@@ -2546,6 +2667,7 @@
                 <w:sz w:val="19"/>
                 <w:szCs w:val="19"/>
               </w:rPr>
+              <w:lastRenderedPageBreak/>
               <w:t>고용보험</w:t>
             </w:r>
           </w:p>
@@ -3114,14 +3236,13 @@
       <w:sdt>
         <w:sdtPr>
           <w:rPr>
+            <w:rFonts w:ascii="궁서" w:eastAsia="궁서" w:hAnsi="궁서"/>
             <w:b/>
             <w:bCs/>
-            <w:color w:val="1F4E79"/>
-            <w:sz w:val="22"/>
-            <w:szCs w:val="22"/>
+            <w:color w:val="0070C0"/>
           </w:rPr>
           <w:alias w:val="근로계약일"/>
-          <w:tag w:val="contract_date"/>
+          <w:tag w:val="근로계약일"/>
           <w:id w:val="747925933"/>
           <w:placeholder>
             <w:docPart w:val="DefaultPlaceholder_-1854013440"/>
@@ -3131,11 +3252,10 @@
         <w:sdtContent>
           <w:r>
             <w:rPr>
+              <w:rFonts w:ascii="궁서" w:eastAsia="궁서" w:hAnsi="궁서"/>
               <w:b/>
               <w:bCs/>
-              <w:color w:val="1F4E79"/>
-              <w:sz w:val="22"/>
-              <w:szCs w:val="22"/>
+              <w:color w:val="0070C0"/>
             </w:rPr>
             <w:t>년    월    일</w:t>
           </w:r>
@@ -3218,13 +3338,13 @@
             <w:sdt>
               <w:sdtPr>
                 <w:rPr>
+                  <w:rFonts w:ascii="궁서" w:eastAsia="궁서" w:hAnsi="궁서"/>
                   <w:b/>
                   <w:bCs/>
-                  <w:sz w:val="19"/>
-                  <w:szCs w:val="19"/>
+                  <w:color w:val="0070C0"/>
                 </w:rPr>
-                <w:alias w:val="기관명(사업주)"/>
-                <w:tag w:val="employer_org_name"/>
+                <w:alias w:val="장기요양기관명"/>
+                <w:tag w:val="장기요양기관명"/>
                 <w:id w:val="842130468"/>
                 <w:placeholder>
                   <w:docPart w:val="DefaultPlaceholder_-1854013440"/>
@@ -3234,10 +3354,10 @@
               <w:sdtContent>
                 <w:r>
                   <w:rPr>
+                    <w:rFonts w:ascii="궁서" w:eastAsia="궁서" w:hAnsi="궁서"/>
                     <w:b/>
                     <w:bCs/>
-                    <w:sz w:val="19"/>
-                    <w:szCs w:val="19"/>
+                    <w:color w:val="0070C0"/>
                   </w:rPr>
                   <w:t>행복한요양원</w:t>
                 </w:r>
@@ -3277,13 +3397,13 @@
             <w:sdt>
               <w:sdtPr>
                 <w:rPr>
+                  <w:rFonts w:ascii="궁서" w:eastAsia="궁서" w:hAnsi="궁서"/>
                   <w:b/>
                   <w:bCs/>
-                  <w:sz w:val="19"/>
-                  <w:szCs w:val="19"/>
+                  <w:color w:val="0070C0"/>
                 </w:rPr>
-                <w:alias w:val="사업주 주소"/>
-                <w:tag w:val="employer_address"/>
+                <w:alias w:val="장기요양기관 주소"/>
+                <w:tag w:val="장기요양기관 주소"/>
                 <w:id w:val="524687141"/>
                 <w:placeholder>
                   <w:docPart w:val="DefaultPlaceholder_-1854013440"/>
@@ -3293,10 +3413,10 @@
               <w:sdtContent>
                 <w:r>
                   <w:rPr>
+                    <w:rFonts w:ascii="궁서" w:eastAsia="궁서" w:hAnsi="궁서"/>
                     <w:b/>
                     <w:bCs/>
-                    <w:sz w:val="19"/>
-                    <w:szCs w:val="19"/>
+                    <w:color w:val="0070C0"/>
                   </w:rPr>
                   <w:t>경기도 고양시 덕양구 권율대로 896-17</w:t>
                 </w:r>
@@ -3319,13 +3439,13 @@
             <w:sdt>
               <w:sdtPr>
                 <w:rPr>
+                  <w:rFonts w:ascii="궁서" w:eastAsia="궁서" w:hAnsi="궁서"/>
                   <w:b/>
                   <w:bCs/>
-                  <w:sz w:val="19"/>
-                  <w:szCs w:val="19"/>
+                  <w:color w:val="0070C0"/>
                 </w:rPr>
-                <w:alias w:val="대표자 성명"/>
-                <w:tag w:val="employer_rep_name"/>
+                <w:alias w:val="장기요양기관 대표자"/>
+                <w:tag w:val="장기요양기관 대표자"/>
                 <w:id w:val="607400955"/>
                 <w:placeholder>
                   <w:docPart w:val="DefaultPlaceholder_-1854013440"/>
@@ -3336,10 +3456,10 @@
                 <w:proofErr w:type="spellStart"/>
                 <w:r>
                   <w:rPr>
+                    <w:rFonts w:ascii="궁서" w:eastAsia="궁서" w:hAnsi="궁서"/>
                     <w:b/>
                     <w:bCs/>
-                    <w:sz w:val="19"/>
-                    <w:szCs w:val="19"/>
+                    <w:color w:val="0070C0"/>
                   </w:rPr>
                   <w:t>이찬재</w:t>
                 </w:r>
@@ -3411,13 +3531,13 @@
             <w:sdt>
               <w:sdtPr>
                 <w:rPr>
+                  <w:rFonts w:ascii="궁서" w:eastAsia="궁서" w:hAnsi="궁서"/>
                   <w:b/>
                   <w:bCs/>
-                  <w:sz w:val="19"/>
-                  <w:szCs w:val="19"/>
+                  <w:color w:val="0070C0"/>
                 </w:rPr>
-                <w:alias w:val="근로자 생년월일"/>
-                <w:tag w:val="employee_birthdate"/>
+                <w:alias w:val="종사자 생년월일"/>
+                <w:tag w:val="종사자 생년월일"/>
                 <w:id w:val="-1964187381"/>
                 <w:placeholder>
                   <w:docPart w:val="DefaultPlaceholder_-1854013440"/>
@@ -3427,10 +3547,10 @@
               <w:sdtContent>
                 <w:r>
                   <w:rPr>
+                    <w:rFonts w:ascii="궁서" w:eastAsia="궁서" w:hAnsi="궁서"/>
                     <w:b/>
                     <w:bCs/>
-                    <w:sz w:val="19"/>
-                    <w:szCs w:val="19"/>
+                    <w:color w:val="0070C0"/>
                   </w:rPr>
                   <w:t>1988.10.17.</w:t>
                 </w:r>
@@ -3470,13 +3590,13 @@
             <w:sdt>
               <w:sdtPr>
                 <w:rPr>
+                  <w:rFonts w:ascii="궁서" w:eastAsia="궁서" w:hAnsi="궁서"/>
                   <w:b/>
                   <w:bCs/>
-                  <w:sz w:val="19"/>
-                  <w:szCs w:val="19"/>
+                  <w:color w:val="0070C0"/>
                 </w:rPr>
-                <w:alias w:val="근로자 주소"/>
-                <w:tag w:val="employee_address"/>
+                <w:alias w:val="종사자 주소"/>
+                <w:tag w:val="종사자 주소"/>
                 <w:id w:val="-1873841050"/>
                 <w:placeholder>
                   <w:docPart w:val="DefaultPlaceholder_-1854013440"/>
@@ -3486,10 +3606,10 @@
               <w:sdtContent>
                 <w:r>
                   <w:rPr>
+                    <w:rFonts w:ascii="궁서" w:eastAsia="궁서" w:hAnsi="궁서"/>
                     <w:b/>
                     <w:bCs/>
-                    <w:sz w:val="19"/>
-                    <w:szCs w:val="19"/>
+                    <w:color w:val="0070C0"/>
                   </w:rPr>
                   <w:t>경기도 고양시 일산서구 어딘가...</w:t>
                 </w:r>
@@ -3523,13 +3643,13 @@
             <w:sdt>
               <w:sdtPr>
                 <w:rPr>
+                  <w:rFonts w:ascii="궁서" w:eastAsia="궁서" w:hAnsi="궁서"/>
                   <w:b/>
                   <w:bCs/>
-                  <w:sz w:val="19"/>
-                  <w:szCs w:val="19"/>
+                  <w:color w:val="0070C0"/>
                 </w:rPr>
-                <w:alias w:val="근로자 성명(서명란)"/>
-                <w:tag w:val="employee_name_sign"/>
+                <w:alias w:val="종사자명"/>
+                <w:tag w:val="종사자명"/>
                 <w:id w:val="-1021317450"/>
                 <w:placeholder>
                   <w:docPart w:val="DefaultPlaceholder_-1854013440"/>
@@ -3539,10 +3659,10 @@
               <w:sdtContent>
                 <w:r>
                   <w:rPr>
+                    <w:rFonts w:ascii="궁서" w:eastAsia="궁서" w:hAnsi="궁서"/>
                     <w:b/>
                     <w:bCs/>
-                    <w:sz w:val="19"/>
-                    <w:szCs w:val="19"/>
+                    <w:color w:val="0070C0"/>
                   </w:rPr>
                   <w:t>홍길동</w:t>
                 </w:r>
@@ -4408,6 +4528,13 @@
     <w:pitch w:val="variable"/>
     <w:sig w:usb0="E0002EFF" w:usb1="C000785B" w:usb2="00000009" w:usb3="00000000" w:csb0="000001FF" w:csb1="00000000"/>
   </w:font>
+  <w:font w:name="궁서">
+    <w:panose1 w:val="02030600000101010101"/>
+    <w:charset w:val="81"/>
+    <w:family w:val="roman"/>
+    <w:pitch w:val="variable"/>
+    <w:sig w:usb0="B00002AF" w:usb1="69D77CFB" w:usb2="00000030" w:usb3="00000000" w:csb0="0008009F" w:csb1="00000000"/>
+  </w:font>
 </w:fonts>
 </file>
 
@@ -4441,11 +4568,15 @@
     <w:rsid w:val="00022CD4"/>
     <w:rsid w:val="00114716"/>
     <w:rsid w:val="002C6587"/>
+    <w:rsid w:val="00334E86"/>
     <w:rsid w:val="004F0E95"/>
     <w:rsid w:val="006A0EBD"/>
+    <w:rsid w:val="006B3846"/>
     <w:rsid w:val="00843776"/>
     <w:rsid w:val="00C419CA"/>
     <w:rsid w:val="00D03DCB"/>
+    <w:rsid w:val="00D83F25"/>
+    <w:rsid w:val="00F61B7A"/>
   </w:rsids>
   <m:mathPr>
     <m:mathFont m:val="Cambria Math"/>

--- a/document/표준근로계약서.docx
+++ b/document/표준근로계약서.docx
@@ -1,6 +1,6 @@
 
 <file path=word/document.xml><?xml version="1.0" encoding="utf-8"?>
-<w:document xmlns:wpc="http://schemas.microsoft.com/office/word/2010/wordprocessingCanvas" xmlns:cx="http://schemas.microsoft.com/office/drawing/2014/chartex" xmlns:cx1="http://schemas.microsoft.com/office/drawing/2015/9/8/chartex" xmlns:cx2="http://schemas.microsoft.com/office/drawing/2015/10/21/chartex" xmlns:cx3="http://schemas.microsoft.com/office/drawing/2016/5/9/chartex" xmlns:cx4="http://schemas.microsoft.com/office/drawing/2016/5/10/chartex" xmlns:cx5="http://schemas.microsoft.com/office/drawing/2016/5/11/chartex" xmlns:cx6="http://schemas.microsoft.com/office/drawing/2016/5/12/chartex" xmlns:cx7="http://schemas.microsoft.com/office/drawing/2016/5/13/chartex" xmlns:cx8="http://schemas.microsoft.com/office/drawing/2016/5/14/chartex" xmlns:mc="http://schemas.openxmlformats.org/markup-compatibility/2006" xmlns:aink="http://schemas.microsoft.com/office/drawing/2016/ink" xmlns:am3d="http://schemas.microsoft.com/office/drawing/2017/model3d" xmlns:o="urn:schemas-microsoft-com:office:office" xmlns:oel="http://schemas.microsoft.com/office/2019/extlst" xmlns:r="http://schemas.openxmlformats.org/officeDocument/2006/relationships" xmlns:m="http://schemas.openxmlformats.org/officeDocument/2006/math" xmlns:v="urn:schemas-microsoft-com:vml" xmlns:wp14="http://schemas.microsoft.com/office/word/2010/wordprocessingDrawing" xmlns:wp="http://schemas.openxmlformats.org/drawingml/2006/wordprocessingDrawing" xmlns:w10="urn:schemas-microsoft-com:office:word" xmlns:w="http://schemas.openxmlformats.org/wordprocessingml/2006/main" xmlns:w14="http://schemas.microsoft.com/office/word/2010/wordml" xmlns:w15="http://schemas.microsoft.com/office/word/2012/wordml" xmlns:w16cex="http://schemas.microsoft.com/office/word/2018/wordml/cex" xmlns:w16cid="http://schemas.microsoft.com/office/word/2016/wordml/cid" xmlns:w16="http://schemas.microsoft.com/office/word/2018/wordml" xmlns:w16du="http://schemas.microsoft.com/office/word/2023/wordml/word16du" xmlns:w16sdtdh="http://schemas.microsoft.com/office/word/2020/wordml/sdtdatahash" xmlns:w16sdtfl="http://schemas.microsoft.com/office/word/2024/wordml/sdtformatlock" xmlns:w16se="http://schemas.microsoft.com/office/word/2015/wordml/symex" xmlns:wpg="http://schemas.microsoft.com/office/word/2010/wordprocessingGroup" xmlns:wpi="http://schemas.microsoft.com/office/word/2010/wordprocessingInk" xmlns:wne="http://schemas.microsoft.com/office/word/2006/wordml" xmlns:wps="http://schemas.microsoft.com/office/word/2010/wordprocessingShape" mc:Ignorable="w14 w15 w16se w16cid w16 w16cex w16sdtdh w16sdtfl w16du wp14">
+<w:document xmlns:wpc="http://schemas.microsoft.com/office/word/2010/wordprocessingCanvas" xmlns:cx="http://schemas.microsoft.com/office/drawing/2014/chartex" xmlns:cx1="http://schemas.microsoft.com/office/drawing/2015/9/8/chartex" xmlns:cx2="http://schemas.microsoft.com/office/drawing/2015/10/21/chartex" xmlns:cx3="http://schemas.microsoft.com/office/drawing/2016/5/9/chartex" xmlns:cx4="http://schemas.microsoft.com/office/drawing/2016/5/10/chartex" xmlns:cx5="http://schemas.microsoft.com/office/drawing/2016/5/11/chartex" xmlns:cx6="http://schemas.microsoft.com/office/drawing/2016/5/12/chartex" xmlns:cx7="http://schemas.microsoft.com/office/drawing/2016/5/13/chartex" xmlns:cx8="http://schemas.microsoft.com/office/drawing/2016/5/14/chartex" xmlns:mc="http://schemas.openxmlformats.org/markup-compatibility/2006" xmlns:aink="http://schemas.microsoft.com/office/drawing/2016/ink" xmlns:am3d="http://schemas.microsoft.com/office/drawing/2017/model3d" xmlns:o="urn:schemas-microsoft-com:office:office" xmlns:oel="http://schemas.microsoft.com/office/2019/extlst" xmlns:r="http://schemas.openxmlformats.org/officeDocument/2006/relationships" xmlns:m="http://schemas.openxmlformats.org/officeDocument/2006/math" xmlns:v="urn:schemas-microsoft-com:vml" xmlns:wp14="http://schemas.microsoft.com/office/word/2010/wordprocessingDrawing" xmlns:wp="http://schemas.openxmlformats.org/drawingml/2006/wordprocessingDrawing" xmlns:w10="urn:schemas-microsoft-com:office:word" xmlns:w="http://schemas.openxmlformats.org/wordprocessingml/2006/main" xmlns:w14="http://schemas.microsoft.com/office/word/2010/wordml" xmlns:w15="http://schemas.microsoft.com/office/word/2012/wordml" xmlns:w16cei="http://schemas.microsoft.com/office/word/2026/wordml/cei" xmlns:w16cex="http://schemas.microsoft.com/office/word/2018/wordml/cex" xmlns:w16cid="http://schemas.microsoft.com/office/word/2016/wordml/cid" xmlns:w16="http://schemas.microsoft.com/office/word/2018/wordml" xmlns:w16du="http://schemas.microsoft.com/office/word/2023/wordml/word16du" xmlns:w16sdtdh="http://schemas.microsoft.com/office/word/2020/wordml/sdtdatahash" xmlns:w16sdtfl="http://schemas.microsoft.com/office/word/2024/wordml/sdtformatlock" xmlns:w16se="http://schemas.microsoft.com/office/word/2015/wordml/symex" xmlns:wpg="http://schemas.microsoft.com/office/word/2010/wordprocessingGroup" xmlns:wpi="http://schemas.microsoft.com/office/word/2010/wordprocessingInk" xmlns:wne="http://schemas.microsoft.com/office/word/2006/wordml" xmlns:wps="http://schemas.microsoft.com/office/word/2010/wordprocessingShape" mc:Ignorable="w14 w15 w16se w16cid w16 w16cex w16sdtdh w16sdtfl w16du wp14">
   <w:body>
     <w:p>
       <w:pPr>
@@ -168,8 +168,8 @@
             <w:bCs/>
             <w:color w:val="0070C0"/>
           </w:rPr>
-          <w:alias w:val="근로시작일"/>
-          <w:tag w:val="근로시작일"/>
+          <w:alias w:val="근무시작일"/>
+          <w:tag w:val="근무시작일"/>
           <w:id w:val="1958217018"/>
           <w:placeholder>
             <w:docPart w:val="DefaultPlaceholder_-1854013440"/>
@@ -211,6 +211,95 @@
           <w:szCs w:val="19"/>
         </w:rPr>
         <w:t>* 근로 계약 시 기한의 정함이 있는 경우에만 근로종료일 기재</w:t>
+      </w:r>
+    </w:p>
+    <w:p>
+      <w:pPr>
+        <w:spacing w:before="30" w:after="30"/>
+        <w:ind w:left="360"/>
+        <w:rPr>
+          <w:rFonts w:hint="eastAsia"/>
+          <w:sz w:val="19"/>
+          <w:szCs w:val="19"/>
+        </w:rPr>
+      </w:pPr>
+      <w:r>
+        <w:rPr>
+          <w:rFonts w:hint="eastAsia"/>
+          <w:sz w:val="19"/>
+          <w:szCs w:val="19"/>
+        </w:rPr>
+        <w:t xml:space="preserve">근로계약 기간: </w:t>
+      </w:r>
+      <w:sdt>
+        <w:sdtPr>
+          <w:rPr>
+            <w:rFonts w:ascii="궁서" w:eastAsia="궁서" w:hAnsi="궁서"/>
+            <w:b/>
+            <w:bCs/>
+            <w:color w:val="0070C0"/>
+          </w:rPr>
+          <w:alias w:val="근무시작일"/>
+          <w:tag w:val="근무시작일"/>
+          <w:id w:val="499470178"/>
+          <w:placeholder>
+            <w:docPart w:val="CF9C96E9670C4A658A0A30DB827140F3"/>
+          </w:placeholder>
+          <w:text/>
+        </w:sdtPr>
+        <w:sdtContent>
+          <w:r>
+            <w:rPr>
+              <w:rFonts w:ascii="궁서" w:eastAsia="궁서" w:hAnsi="궁서"/>
+              <w:b/>
+              <w:bCs/>
+              <w:color w:val="0070C0"/>
+            </w:rPr>
+            <w:t>년    월    일</w:t>
+          </w:r>
+        </w:sdtContent>
+      </w:sdt>
+      <w:r>
+        <w:rPr>
+          <w:sz w:val="19"/>
+          <w:szCs w:val="19"/>
+        </w:rPr>
+        <w:t xml:space="preserve"> 부터 </w:t>
+      </w:r>
+      <w:sdt>
+        <w:sdtPr>
+          <w:rPr>
+            <w:rFonts w:ascii="궁서" w:eastAsia="궁서" w:hAnsi="궁서"/>
+            <w:b/>
+            <w:bCs/>
+            <w:color w:val="0070C0"/>
+          </w:rPr>
+          <w:alias w:val="근무종료일"/>
+          <w:tag w:val="근무종료일"/>
+          <w:id w:val="-1231849632"/>
+          <w:placeholder>
+            <w:docPart w:val="CF9C96E9670C4A658A0A30DB827140F3"/>
+          </w:placeholder>
+          <w:text/>
+        </w:sdtPr>
+        <w:sdtContent>
+          <w:r>
+            <w:rPr>
+              <w:rFonts w:ascii="궁서" w:eastAsia="궁서" w:hAnsi="궁서"/>
+              <w:b/>
+              <w:bCs/>
+              <w:color w:val="0070C0"/>
+            </w:rPr>
+            <w:t>년    월    일</w:t>
+          </w:r>
+        </w:sdtContent>
+      </w:sdt>
+      <w:r>
+        <w:rPr>
+          <w:sz w:val="19"/>
+          <w:szCs w:val="19"/>
+        </w:rPr>
+        <w:t>까지</w:t>
       </w:r>
     </w:p>
     <w:p>
@@ -762,8 +851,8 @@
             <w:bCs/>
             <w:color w:val="0070C0"/>
           </w:rPr>
-          <w:alias w:val="근무일"/>
-          <w:tag w:val="근무일"/>
+          <w:alias w:val="표준근무일"/>
+          <w:tag w:val="표준근무일"/>
           <w:id w:val="245854047"/>
           <w:placeholder>
             <w:docPart w:val="DefaultPlaceholder_-1854013440"/>
@@ -1241,40 +1330,49 @@
             </w:tcMar>
             <w:vAlign w:val="center"/>
           </w:tcPr>
-          <w:sdt>
-            <w:sdtPr>
+          <w:p>
+            <w:pPr>
+              <w:spacing w:before="60" w:after="60"/>
+              <w:jc w:val="center"/>
+            </w:pPr>
+            <w:sdt>
+              <w:sdtPr>
+                <w:rPr>
+                  <w:rFonts w:ascii="궁서" w:eastAsia="궁서" w:hAnsi="궁서" w:hint="eastAsia"/>
+                  <w:b/>
+                  <w:bCs/>
+                  <w:color w:val="0070C0"/>
+                </w:rPr>
+                <w:alias w:val="통상임금 산정시간"/>
+                <w:tag w:val="통상임금 산정시간"/>
+                <w:id w:val="71088131"/>
+                <w:placeholder>
+                  <w:docPart w:val="DefaultPlaceholder_-1854013440"/>
+                </w:placeholder>
+                <w:text/>
+              </w:sdtPr>
+              <w:sdtContent>
+                <w:r>
+                  <w:rPr>
+                    <w:rFonts w:ascii="궁서" w:eastAsia="궁서" w:hAnsi="궁서" w:hint="eastAsia"/>
+                    <w:b/>
+                    <w:bCs/>
+                    <w:color w:val="0070C0"/>
+                  </w:rPr>
+                  <w:t>209</w:t>
+                </w:r>
+              </w:sdtContent>
+            </w:sdt>
+            <w:r>
               <w:rPr>
-                <w:rFonts w:ascii="궁서" w:eastAsia="궁서" w:hAnsi="궁서"/>
+                <w:rFonts w:ascii="궁서" w:eastAsia="궁서" w:hAnsi="궁서" w:hint="eastAsia"/>
                 <w:b/>
                 <w:bCs/>
                 <w:color w:val="0070C0"/>
               </w:rPr>
-              <w:alias w:val="통상임금 산정시간"/>
-              <w:tag w:val="통상임금 산정시간"/>
-              <w:id w:val="71088131"/>
-              <w:placeholder>
-                <w:docPart w:val="DefaultPlaceholder_-1854013440"/>
-              </w:placeholder>
-              <w:text/>
-            </w:sdtPr>
-            <w:sdtContent>
-              <w:p>
-                <w:pPr>
-                  <w:spacing w:before="60" w:after="60"/>
-                  <w:jc w:val="center"/>
-                </w:pPr>
-                <w:r>
-                  <w:rPr>
-                    <w:rFonts w:ascii="궁서" w:eastAsia="궁서" w:hAnsi="궁서"/>
-                    <w:b/>
-                    <w:bCs/>
-                    <w:color w:val="0070C0"/>
-                  </w:rPr>
-                  <w:t>-</w:t>
-                </w:r>
-              </w:p>
-            </w:sdtContent>
-          </w:sdt>
+              <w:t>시간</w:t>
+            </w:r>
+          </w:p>
         </w:tc>
         <w:tc>
           <w:tcPr>
@@ -1352,40 +1450,49 @@
             </w:tcMar>
             <w:vAlign w:val="center"/>
           </w:tcPr>
-          <w:sdt>
-            <w:sdtPr>
+          <w:p>
+            <w:pPr>
+              <w:spacing w:before="60" w:after="60"/>
+              <w:jc w:val="center"/>
+            </w:pPr>
+            <w:sdt>
+              <w:sdtPr>
+                <w:rPr>
+                  <w:rFonts w:ascii="궁서" w:eastAsia="궁서" w:hAnsi="궁서" w:hint="eastAsia"/>
+                  <w:b/>
+                  <w:bCs/>
+                  <w:color w:val="0070C0"/>
+                </w:rPr>
+                <w:alias w:val="기본급 산정시간"/>
+                <w:tag w:val="기본급 산정시간"/>
+                <w:id w:val="1280842039"/>
+                <w:placeholder>
+                  <w:docPart w:val="DefaultPlaceholder_-1854013440"/>
+                </w:placeholder>
+                <w:text/>
+              </w:sdtPr>
+              <w:sdtContent>
+                <w:r>
+                  <w:rPr>
+                    <w:rFonts w:ascii="궁서" w:eastAsia="궁서" w:hAnsi="궁서" w:hint="eastAsia"/>
+                    <w:b/>
+                    <w:bCs/>
+                    <w:color w:val="0070C0"/>
+                  </w:rPr>
+                  <w:t>209</w:t>
+                </w:r>
+              </w:sdtContent>
+            </w:sdt>
+            <w:r>
               <w:rPr>
-                <w:rFonts w:ascii="궁서" w:eastAsia="궁서" w:hAnsi="궁서"/>
+                <w:rFonts w:ascii="궁서" w:eastAsia="궁서" w:hAnsi="궁서" w:hint="eastAsia"/>
                 <w:b/>
                 <w:bCs/>
                 <w:color w:val="0070C0"/>
               </w:rPr>
-              <w:alias w:val="기본급 산정시간"/>
-              <w:tag w:val="기본급 산정시간"/>
-              <w:id w:val="1280842039"/>
-              <w:placeholder>
-                <w:docPart w:val="DefaultPlaceholder_-1854013440"/>
-              </w:placeholder>
-              <w:text/>
-            </w:sdtPr>
-            <w:sdtContent>
-              <w:p>
-                <w:pPr>
-                  <w:spacing w:before="60" w:after="60"/>
-                  <w:jc w:val="center"/>
-                </w:pPr>
-                <w:r>
-                  <w:rPr>
-                    <w:rFonts w:ascii="궁서" w:eastAsia="궁서" w:hAnsi="궁서"/>
-                    <w:b/>
-                    <w:bCs/>
-                    <w:color w:val="0070C0"/>
-                  </w:rPr>
-                  <w:t>-</w:t>
-                </w:r>
-              </w:p>
-            </w:sdtContent>
-          </w:sdt>
+              <w:t>시간</w:t>
+            </w:r>
+          </w:p>
         </w:tc>
         <w:tc>
           <w:tcPr>
@@ -1405,46 +1512,55 @@
             </w:tcMar>
             <w:vAlign w:val="center"/>
           </w:tcPr>
-          <w:sdt>
-            <w:sdtPr>
+          <w:p>
+            <w:pPr>
+              <w:spacing w:before="60" w:after="60"/>
+              <w:jc w:val="right"/>
               <w:rPr>
                 <w:rFonts w:ascii="궁서" w:eastAsia="궁서" w:hAnsi="궁서"/>
                 <w:b/>
                 <w:bCs/>
                 <w:color w:val="0070C0"/>
               </w:rPr>
-              <w:alias w:val="기본급 금액"/>
-              <w:tag w:val="기본급 금액"/>
-              <w:id w:val="972405771"/>
-              <w:placeholder>
-                <w:docPart w:val="DefaultPlaceholder_-1854013440"/>
-              </w:placeholder>
-              <w:text/>
-            </w:sdtPr>
-            <w:sdtContent>
-              <w:p>
-                <w:pPr>
-                  <w:spacing w:before="60" w:after="60"/>
-                  <w:jc w:val="right"/>
-                  <w:rPr>
-                    <w:rFonts w:ascii="궁서" w:eastAsia="궁서" w:hAnsi="궁서"/>
-                    <w:b/>
-                    <w:bCs/>
-                    <w:color w:val="0070C0"/>
-                  </w:rPr>
-                </w:pPr>
+            </w:pPr>
+            <w:sdt>
+              <w:sdtPr>
+                <w:rPr>
+                  <w:rFonts w:ascii="궁서" w:eastAsia="궁서" w:hAnsi="궁서" w:hint="eastAsia"/>
+                  <w:b/>
+                  <w:bCs/>
+                  <w:color w:val="0070C0"/>
+                </w:rPr>
+                <w:alias w:val="기본급 금액"/>
+                <w:tag w:val="기본급 금액"/>
+                <w:id w:val="972405771"/>
+                <w:placeholder>
+                  <w:docPart w:val="DefaultPlaceholder_-1854013440"/>
+                </w:placeholder>
+                <w:text/>
+              </w:sdtPr>
+              <w:sdtContent>
                 <w:r>
                   <w:rPr>
-                    <w:rFonts w:ascii="궁서" w:eastAsia="궁서" w:hAnsi="궁서"/>
+                    <w:rFonts w:ascii="궁서" w:eastAsia="궁서" w:hAnsi="궁서" w:hint="eastAsia"/>
                     <w:b/>
                     <w:bCs/>
                     <w:color w:val="0070C0"/>
                   </w:rPr>
                   <w:t>2,000,000</w:t>
                 </w:r>
-              </w:p>
-            </w:sdtContent>
-          </w:sdt>
+              </w:sdtContent>
+            </w:sdt>
+            <w:r>
+              <w:rPr>
+                <w:rFonts w:ascii="궁서" w:eastAsia="궁서" w:hAnsi="궁서" w:hint="eastAsia"/>
+                <w:b/>
+                <w:bCs/>
+                <w:color w:val="0070C0"/>
+              </w:rPr>
+              <w:t>원</w:t>
+            </w:r>
+          </w:p>
         </w:tc>
       </w:tr>
       <w:tr>
@@ -1497,40 +1613,67 @@
             </w:tcMar>
             <w:vAlign w:val="center"/>
           </w:tcPr>
-          <w:sdt>
-            <w:sdtPr>
+          <w:p>
+            <w:pPr>
+              <w:spacing w:before="60" w:after="60"/>
+              <w:jc w:val="center"/>
+            </w:pPr>
+            <w:sdt>
+              <w:sdtPr>
+                <w:rPr>
+                  <w:rFonts w:ascii="궁서" w:eastAsia="궁서" w:hAnsi="궁서" w:hint="eastAsia"/>
+                  <w:b/>
+                  <w:bCs/>
+                  <w:color w:val="0070C0"/>
+                </w:rPr>
+                <w:alias w:val="연장수당 산정시간"/>
+                <w:tag w:val="연장수당 산정시간"/>
+                <w:id w:val="1226723580"/>
+                <w:placeholder>
+                  <w:docPart w:val="DefaultPlaceholder_-1854013440"/>
+                </w:placeholder>
+                <w:text/>
+              </w:sdtPr>
+              <w:sdtContent>
+                <w:r>
+                  <w:rPr>
+                    <w:rFonts w:ascii="궁서" w:eastAsia="궁서" w:hAnsi="궁서" w:hint="eastAsia"/>
+                    <w:b/>
+                    <w:bCs/>
+                    <w:color w:val="0070C0"/>
+                  </w:rPr>
+                  <w:t xml:space="preserve">      </w:t>
+                </w:r>
+                <w:r>
+                  <w:rPr>
+                    <w:rFonts w:ascii="궁서" w:eastAsia="궁서" w:hAnsi="궁서" w:hint="eastAsia"/>
+                    <w:b/>
+                    <w:bCs/>
+                    <w:color w:val="0070C0"/>
+                  </w:rPr>
+                  <w:t>0</w:t>
+                </w:r>
+              </w:sdtContent>
+            </w:sdt>
+            <w:r>
               <w:rPr>
-                <w:rFonts w:ascii="궁서" w:eastAsia="궁서" w:hAnsi="궁서"/>
+                <w:rFonts w:ascii="궁서" w:eastAsia="궁서" w:hAnsi="궁서" w:hint="eastAsia"/>
                 <w:b/>
                 <w:bCs/>
                 <w:color w:val="0070C0"/>
               </w:rPr>
-              <w:alias w:val="연장수당 산정시간"/>
-              <w:tag w:val="연장수당 산정시간"/>
-              <w:id w:val="1226723580"/>
-              <w:placeholder>
-                <w:docPart w:val="DefaultPlaceholder_-1854013440"/>
-              </w:placeholder>
-              <w:text/>
-            </w:sdtPr>
-            <w:sdtContent>
-              <w:p>
-                <w:pPr>
-                  <w:spacing w:before="60" w:after="60"/>
-                  <w:jc w:val="center"/>
-                </w:pPr>
-                <w:r>
-                  <w:rPr>
-                    <w:rFonts w:ascii="궁서" w:eastAsia="궁서" w:hAnsi="궁서"/>
-                    <w:b/>
-                    <w:bCs/>
-                    <w:color w:val="0070C0"/>
-                  </w:rPr>
-                  <w:t xml:space="preserve">      시간</w:t>
-                </w:r>
-              </w:p>
-            </w:sdtContent>
-          </w:sdt>
+              <w:t xml:space="preserve"> </w:t>
+            </w:r>
+            <w:r>
+              <w:rPr>
+                <w:rFonts w:ascii="궁서" w:eastAsia="궁서" w:hAnsi="궁서" w:hint="eastAsia"/>
+                <w:b/>
+                <w:bCs/>
+                <w:color w:val="0070C0"/>
+              </w:rPr>
+              <w:t>시간</w:t>
+            </w:r>
+          </w:p>
         </w:tc>
         <w:tc>
           <w:tcPr>
@@ -1608,40 +1751,67 @@
             </w:tcMar>
             <w:vAlign w:val="center"/>
           </w:tcPr>
-          <w:sdt>
-            <w:sdtPr>
+          <w:p>
+            <w:pPr>
+              <w:spacing w:before="60" w:after="60"/>
+              <w:jc w:val="center"/>
+            </w:pPr>
+            <w:sdt>
+              <w:sdtPr>
+                <w:rPr>
+                  <w:rFonts w:ascii="궁서" w:eastAsia="궁서" w:hAnsi="궁서" w:hint="eastAsia"/>
+                  <w:b/>
+                  <w:bCs/>
+                  <w:color w:val="0070C0"/>
+                </w:rPr>
+                <w:alias w:val="야간수당 산정시간"/>
+                <w:tag w:val="야간수당 산정시간"/>
+                <w:id w:val="1875809595"/>
+                <w:placeholder>
+                  <w:docPart w:val="DefaultPlaceholder_-1854013440"/>
+                </w:placeholder>
+                <w:text/>
+              </w:sdtPr>
+              <w:sdtContent>
+                <w:r>
+                  <w:rPr>
+                    <w:rFonts w:ascii="궁서" w:eastAsia="궁서" w:hAnsi="궁서" w:hint="eastAsia"/>
+                    <w:b/>
+                    <w:bCs/>
+                    <w:color w:val="0070C0"/>
+                  </w:rPr>
+                  <w:t xml:space="preserve">      </w:t>
+                </w:r>
+                <w:r>
+                  <w:rPr>
+                    <w:rFonts w:ascii="궁서" w:eastAsia="궁서" w:hAnsi="궁서" w:hint="eastAsia"/>
+                    <w:b/>
+                    <w:bCs/>
+                    <w:color w:val="0070C0"/>
+                  </w:rPr>
+                  <w:t>40</w:t>
+                </w:r>
+              </w:sdtContent>
+            </w:sdt>
+            <w:r>
               <w:rPr>
-                <w:rFonts w:ascii="궁서" w:eastAsia="궁서" w:hAnsi="궁서"/>
+                <w:rFonts w:ascii="궁서" w:eastAsia="궁서" w:hAnsi="궁서" w:hint="eastAsia"/>
                 <w:b/>
                 <w:bCs/>
                 <w:color w:val="0070C0"/>
               </w:rPr>
-              <w:alias w:val="야간수당 산정시간"/>
-              <w:tag w:val="야간수당 산정시간"/>
-              <w:id w:val="1875809595"/>
-              <w:placeholder>
-                <w:docPart w:val="DefaultPlaceholder_-1854013440"/>
-              </w:placeholder>
-              <w:text/>
-            </w:sdtPr>
-            <w:sdtContent>
-              <w:p>
-                <w:pPr>
-                  <w:spacing w:before="60" w:after="60"/>
-                  <w:jc w:val="center"/>
-                </w:pPr>
-                <w:r>
-                  <w:rPr>
-                    <w:rFonts w:ascii="궁서" w:eastAsia="궁서" w:hAnsi="궁서"/>
-                    <w:b/>
-                    <w:bCs/>
-                    <w:color w:val="0070C0"/>
-                  </w:rPr>
-                  <w:t xml:space="preserve">      시간</w:t>
-                </w:r>
-              </w:p>
-            </w:sdtContent>
-          </w:sdt>
+              <w:t xml:space="preserve"> </w:t>
+            </w:r>
+            <w:r>
+              <w:rPr>
+                <w:rFonts w:ascii="궁서" w:eastAsia="궁서" w:hAnsi="궁서" w:hint="eastAsia"/>
+                <w:b/>
+                <w:bCs/>
+                <w:color w:val="0070C0"/>
+              </w:rPr>
+              <w:t>시간</w:t>
+            </w:r>
+          </w:p>
         </w:tc>
         <w:tc>
           <w:tcPr>
@@ -1661,46 +1831,55 @@
             </w:tcMar>
             <w:vAlign w:val="center"/>
           </w:tcPr>
-          <w:sdt>
-            <w:sdtPr>
+          <w:p>
+            <w:pPr>
+              <w:spacing w:before="60" w:after="60"/>
+              <w:jc w:val="right"/>
               <w:rPr>
                 <w:rFonts w:ascii="궁서" w:eastAsia="궁서" w:hAnsi="궁서"/>
                 <w:b/>
                 <w:bCs/>
                 <w:color w:val="0070C0"/>
               </w:rPr>
-              <w:alias w:val="야간수당 금액"/>
-              <w:tag w:val="야간수당 금액"/>
-              <w:id w:val="1929996364"/>
-              <w:placeholder>
-                <w:docPart w:val="DefaultPlaceholder_-1854013440"/>
-              </w:placeholder>
-              <w:text/>
-            </w:sdtPr>
-            <w:sdtContent>
-              <w:p>
-                <w:pPr>
-                  <w:spacing w:before="60" w:after="60"/>
-                  <w:jc w:val="right"/>
-                  <w:rPr>
-                    <w:rFonts w:ascii="궁서" w:eastAsia="궁서" w:hAnsi="궁서"/>
-                    <w:b/>
-                    <w:bCs/>
-                    <w:color w:val="0070C0"/>
-                  </w:rPr>
-                </w:pPr>
+            </w:pPr>
+            <w:sdt>
+              <w:sdtPr>
+                <w:rPr>
+                  <w:rFonts w:ascii="궁서" w:eastAsia="궁서" w:hAnsi="궁서" w:hint="eastAsia"/>
+                  <w:b/>
+                  <w:bCs/>
+                  <w:color w:val="0070C0"/>
+                </w:rPr>
+                <w:alias w:val="야간수당 금액"/>
+                <w:tag w:val="야간수당 금액"/>
+                <w:id w:val="1929996364"/>
+                <w:placeholder>
+                  <w:docPart w:val="DefaultPlaceholder_-1854013440"/>
+                </w:placeholder>
+                <w:text/>
+              </w:sdtPr>
+              <w:sdtContent>
                 <w:r>
                   <w:rPr>
-                    <w:rFonts w:ascii="궁서" w:eastAsia="궁서" w:hAnsi="궁서"/>
+                    <w:rFonts w:ascii="궁서" w:eastAsia="궁서" w:hAnsi="궁서" w:hint="eastAsia"/>
                     <w:b/>
                     <w:bCs/>
                     <w:color w:val="0070C0"/>
                   </w:rPr>
                   <w:t>200,000</w:t>
                 </w:r>
-              </w:p>
-            </w:sdtContent>
-          </w:sdt>
+              </w:sdtContent>
+            </w:sdt>
+            <w:r>
+              <w:rPr>
+                <w:rFonts w:ascii="궁서" w:eastAsia="궁서" w:hAnsi="궁서" w:hint="eastAsia"/>
+                <w:b/>
+                <w:bCs/>
+                <w:color w:val="0070C0"/>
+              </w:rPr>
+              <w:t>원</w:t>
+            </w:r>
+          </w:p>
         </w:tc>
       </w:tr>
       <w:tr>
@@ -1753,40 +1932,67 @@
             </w:tcMar>
             <w:vAlign w:val="center"/>
           </w:tcPr>
-          <w:sdt>
-            <w:sdtPr>
+          <w:p>
+            <w:pPr>
+              <w:spacing w:before="60" w:after="60"/>
+              <w:jc w:val="center"/>
+            </w:pPr>
+            <w:sdt>
+              <w:sdtPr>
+                <w:rPr>
+                  <w:rFonts w:ascii="궁서" w:eastAsia="궁서" w:hAnsi="궁서" w:hint="eastAsia"/>
+                  <w:b/>
+                  <w:bCs/>
+                  <w:color w:val="0070C0"/>
+                </w:rPr>
+                <w:alias w:val="휴일수당 산정시간"/>
+                <w:tag w:val="휴일수당 산정시간"/>
+                <w:id w:val="1052809901"/>
+                <w:placeholder>
+                  <w:docPart w:val="DefaultPlaceholder_-1854013440"/>
+                </w:placeholder>
+                <w:text/>
+              </w:sdtPr>
+              <w:sdtContent>
+                <w:r>
+                  <w:rPr>
+                    <w:rFonts w:ascii="궁서" w:eastAsia="궁서" w:hAnsi="궁서" w:hint="eastAsia"/>
+                    <w:b/>
+                    <w:bCs/>
+                    <w:color w:val="0070C0"/>
+                  </w:rPr>
+                  <w:t xml:space="preserve">      </w:t>
+                </w:r>
+                <w:r>
+                  <w:rPr>
+                    <w:rFonts w:ascii="궁서" w:eastAsia="궁서" w:hAnsi="궁서" w:hint="eastAsia"/>
+                    <w:b/>
+                    <w:bCs/>
+                    <w:color w:val="0070C0"/>
+                  </w:rPr>
+                  <w:t>0</w:t>
+                </w:r>
+              </w:sdtContent>
+            </w:sdt>
+            <w:r>
               <w:rPr>
-                <w:rFonts w:ascii="궁서" w:eastAsia="궁서" w:hAnsi="궁서"/>
+                <w:rFonts w:ascii="궁서" w:eastAsia="궁서" w:hAnsi="궁서" w:hint="eastAsia"/>
                 <w:b/>
                 <w:bCs/>
                 <w:color w:val="0070C0"/>
               </w:rPr>
-              <w:alias w:val="휴일수당 산정시간"/>
-              <w:tag w:val="휴일수당 산정시간"/>
-              <w:id w:val="1052809901"/>
-              <w:placeholder>
-                <w:docPart w:val="DefaultPlaceholder_-1854013440"/>
-              </w:placeholder>
-              <w:text/>
-            </w:sdtPr>
-            <w:sdtContent>
-              <w:p>
-                <w:pPr>
-                  <w:spacing w:before="60" w:after="60"/>
-                  <w:jc w:val="center"/>
-                </w:pPr>
-                <w:r>
-                  <w:rPr>
-                    <w:rFonts w:ascii="궁서" w:eastAsia="궁서" w:hAnsi="궁서"/>
-                    <w:b/>
-                    <w:bCs/>
-                    <w:color w:val="0070C0"/>
-                  </w:rPr>
-                  <w:t xml:space="preserve">      시간</w:t>
-                </w:r>
-              </w:p>
-            </w:sdtContent>
-          </w:sdt>
+              <w:t xml:space="preserve"> </w:t>
+            </w:r>
+            <w:r>
+              <w:rPr>
+                <w:rFonts w:ascii="궁서" w:eastAsia="궁서" w:hAnsi="궁서" w:hint="eastAsia"/>
+                <w:b/>
+                <w:bCs/>
+                <w:color w:val="0070C0"/>
+              </w:rPr>
+              <w:t>시간</w:t>
+            </w:r>
+          </w:p>
         </w:tc>
         <w:tc>
           <w:tcPr>
@@ -2110,40 +2316,49 @@
             </w:tcMar>
             <w:vAlign w:val="center"/>
           </w:tcPr>
-          <w:sdt>
-            <w:sdtPr>
-              <w:rPr>
-                <w:rFonts w:ascii="궁서" w:eastAsia="궁서" w:hAnsi="궁서"/>
-                <w:b/>
-                <w:bCs/>
-                <w:color w:val="0070C0"/>
-              </w:rPr>
-              <w:alias w:val="식비 금액"/>
-              <w:tag w:val="식비 금액"/>
-              <w:id w:val="1337350155"/>
-              <w:placeholder>
-                <w:docPart w:val="DefaultPlaceholder_-1854013440"/>
-              </w:placeholder>
-              <w:text/>
-            </w:sdtPr>
-            <w:sdtContent>
-              <w:p>
-                <w:pPr>
-                  <w:spacing w:before="60" w:after="60"/>
-                  <w:jc w:val="right"/>
-                </w:pPr>
+          <w:p>
+            <w:pPr>
+              <w:spacing w:before="60" w:after="60"/>
+              <w:jc w:val="right"/>
+            </w:pPr>
+            <w:sdt>
+              <w:sdtPr>
+                <w:rPr>
+                  <w:rFonts w:ascii="궁서" w:eastAsia="궁서" w:hAnsi="궁서" w:hint="eastAsia"/>
+                  <w:b/>
+                  <w:bCs/>
+                  <w:color w:val="0070C0"/>
+                </w:rPr>
+                <w:alias w:val="식비 금액"/>
+                <w:tag w:val="식비 금액"/>
+                <w:id w:val="1337350155"/>
+                <w:placeholder>
+                  <w:docPart w:val="DefaultPlaceholder_-1854013440"/>
+                </w:placeholder>
+                <w:text/>
+              </w:sdtPr>
+              <w:sdtContent>
                 <w:r>
                   <w:rPr>
-                    <w:rFonts w:ascii="궁서" w:eastAsia="궁서" w:hAnsi="궁서"/>
+                    <w:rFonts w:ascii="궁서" w:eastAsia="궁서" w:hAnsi="궁서" w:hint="eastAsia"/>
                     <w:b/>
                     <w:bCs/>
                     <w:color w:val="0070C0"/>
                   </w:rPr>
                   <w:t>100,000</w:t>
                 </w:r>
-              </w:p>
-            </w:sdtContent>
-          </w:sdt>
+              </w:sdtContent>
+            </w:sdt>
+            <w:r>
+              <w:rPr>
+                <w:rFonts w:ascii="궁서" w:eastAsia="궁서" w:hAnsi="궁서" w:hint="eastAsia"/>
+                <w:b/>
+                <w:bCs/>
+                <w:color w:val="0070C0"/>
+              </w:rPr>
+              <w:t>원</w:t>
+            </w:r>
+          </w:p>
         </w:tc>
       </w:tr>
       <w:tr>
@@ -2222,46 +2437,55 @@
             </w:tcMar>
             <w:vAlign w:val="center"/>
           </w:tcPr>
-          <w:sdt>
-            <w:sdtPr>
+          <w:p>
+            <w:pPr>
+              <w:spacing w:before="60" w:after="60"/>
+              <w:jc w:val="right"/>
               <w:rPr>
                 <w:rFonts w:ascii="궁서" w:eastAsia="궁서" w:hAnsi="궁서"/>
                 <w:b/>
                 <w:bCs/>
                 <w:color w:val="0070C0"/>
               </w:rPr>
-              <w:alias w:val="임금 합계"/>
-              <w:tag w:val="임금 합계"/>
-              <w:id w:val="-78438520"/>
-              <w:placeholder>
-                <w:docPart w:val="DefaultPlaceholder_-1854013440"/>
-              </w:placeholder>
-              <w:text/>
-            </w:sdtPr>
-            <w:sdtContent>
-              <w:p>
-                <w:pPr>
-                  <w:spacing w:before="60" w:after="60"/>
-                  <w:jc w:val="right"/>
-                  <w:rPr>
-                    <w:rFonts w:ascii="궁서" w:eastAsia="궁서" w:hAnsi="궁서"/>
-                    <w:b/>
-                    <w:bCs/>
-                    <w:color w:val="0070C0"/>
-                  </w:rPr>
-                </w:pPr>
+            </w:pPr>
+            <w:sdt>
+              <w:sdtPr>
+                <w:rPr>
+                  <w:rFonts w:ascii="궁서" w:eastAsia="궁서" w:hAnsi="궁서" w:hint="eastAsia"/>
+                  <w:b/>
+                  <w:bCs/>
+                  <w:color w:val="0070C0"/>
+                </w:rPr>
+                <w:alias w:val="임금 합계"/>
+                <w:tag w:val="임금 합계"/>
+                <w:id w:val="-78438520"/>
+                <w:placeholder>
+                  <w:docPart w:val="DefaultPlaceholder_-1854013440"/>
+                </w:placeholder>
+                <w:text/>
+              </w:sdtPr>
+              <w:sdtContent>
                 <w:r>
                   <w:rPr>
-                    <w:rFonts w:ascii="궁서" w:eastAsia="궁서" w:hAnsi="궁서"/>
+                    <w:rFonts w:ascii="궁서" w:eastAsia="궁서" w:hAnsi="궁서" w:hint="eastAsia"/>
                     <w:b/>
                     <w:bCs/>
                     <w:color w:val="0070C0"/>
                   </w:rPr>
                   <w:t>2,300,000</w:t>
                 </w:r>
-              </w:p>
-            </w:sdtContent>
-          </w:sdt>
+              </w:sdtContent>
+            </w:sdt>
+            <w:r>
+              <w:rPr>
+                <w:rFonts w:ascii="궁서" w:eastAsia="궁서" w:hAnsi="궁서" w:hint="eastAsia"/>
+                <w:b/>
+                <w:bCs/>
+                <w:color w:val="0070C0"/>
+              </w:rPr>
+              <w:t>원</w:t>
+            </w:r>
+          </w:p>
         </w:tc>
       </w:tr>
     </w:tbl>
@@ -3473,8 +3697,68 @@
                 <w:sz w:val="19"/>
                 <w:szCs w:val="19"/>
               </w:rPr>
-              <w:t xml:space="preserve">  (인)</w:t>
+              <w:t xml:space="preserve">  </w:t>
             </w:r>
+            <w:sdt>
+              <w:sdtPr>
+                <w:rPr>
+                  <w:rFonts w:ascii="바탕" w:eastAsia="바탕" w:hAnsi="바탕"/>
+                </w:rPr>
+                <w:alias w:val="장기요양기관 인감"/>
+                <w:tag w:val="장기요양기관 인감"/>
+                <w:id w:val="1900000001"/>
+                <w:showingPlcHdr/>
+                <w:picture/>
+              </w:sdtPr>
+              <w:sdtContent>
+                <w:r>
+                  <w:rPr>
+                    <w:noProof/>
+                  </w:rPr>
+                  <w:drawing>
+                    <wp:inline distT="0" distB="0" distL="0" distR="0" wp14:anchorId="10A00001" wp14:editId="10B00001">
+                      <wp:extent cx="450000" cy="450000"/>
+                      <wp:effectExtent l="0" t="0" r="0" b="0"/>
+                      <wp:docPr id="101" name="그림 101"/>
+                      <wp:cNvGraphicFramePr>
+                        <a:graphicFrameLocks xmlns:a="http://schemas.openxmlformats.org/drawingml/2006/main" noChangeAspect="1"/>
+                      </wp:cNvGraphicFramePr>
+                      <a:graphic xmlns:a="http://schemas.openxmlformats.org/drawingml/2006/main">
+                        <a:graphicData uri="http://schemas.openxmlformats.org/drawingml/2006/picture">
+                          <pic:pic xmlns:pic="http://schemas.openxmlformats.org/drawingml/2006/picture">
+                            <pic:nvPicPr>
+                              <pic:cNvPr id="0" name="Picture 101"/>
+                              <pic:cNvPicPr>
+                                <a:picLocks noChangeAspect="1" noChangeArrowheads="1"/>
+                              </pic:cNvPicPr>
+                            </pic:nvPicPr>
+                            <pic:blipFill>
+                              <a:blip r:embed="rId7" cstate="print"/>
+                              <a:stretch>
+                                <a:fillRect/>
+                              </a:stretch>
+                            </pic:blipFill>
+                            <pic:spPr bwMode="auto">
+                              <a:xfrm>
+                                <a:off x="0" y="0"/>
+                                <a:ext cx="450000" cy="450000"/>
+                              </a:xfrm>
+                              <a:prstGeom prst="rect">
+                                <a:avLst/>
+                              </a:prstGeom>
+                              <a:noFill/>
+                              <a:ln>
+                                <a:noFill/>
+                              </a:ln>
+                            </pic:spPr>
+                          </pic:pic>
+                        </a:graphicData>
+                      </a:graphic>
+                    </wp:inline>
+                  </w:drawing>
+                </w:r>
+              </w:sdtContent>
+            </w:sdt>
           </w:p>
         </w:tc>
         <w:tc>
@@ -3675,8 +3959,68 @@
                 <w:sz w:val="19"/>
                 <w:szCs w:val="19"/>
               </w:rPr>
-              <w:t xml:space="preserve">  (인)</w:t>
+              <w:t xml:space="preserve">  </w:t>
             </w:r>
+            <w:sdt>
+              <w:sdtPr>
+                <w:rPr>
+                  <w:rFonts w:ascii="바탕" w:eastAsia="바탕" w:hAnsi="바탕"/>
+                </w:rPr>
+                <w:alias w:val="종사자 인감"/>
+                <w:tag w:val="종사자 인감"/>
+                <w:id w:val="1900000002"/>
+                <w:showingPlcHdr/>
+                <w:picture/>
+              </w:sdtPr>
+              <w:sdtContent>
+                <w:r>
+                  <w:rPr>
+                    <w:noProof/>
+                  </w:rPr>
+                  <w:drawing>
+                    <wp:inline distT="0" distB="0" distL="0" distR="0" wp14:anchorId="10A00002" wp14:editId="10B00002">
+                      <wp:extent cx="450000" cy="450000"/>
+                      <wp:effectExtent l="0" t="0" r="0" b="0"/>
+                      <wp:docPr id="102" name="그림 102"/>
+                      <wp:cNvGraphicFramePr>
+                        <a:graphicFrameLocks xmlns:a="http://schemas.openxmlformats.org/drawingml/2006/main" noChangeAspect="1"/>
+                      </wp:cNvGraphicFramePr>
+                      <a:graphic xmlns:a="http://schemas.openxmlformats.org/drawingml/2006/main">
+                        <a:graphicData uri="http://schemas.openxmlformats.org/drawingml/2006/picture">
+                          <pic:pic xmlns:pic="http://schemas.openxmlformats.org/drawingml/2006/picture">
+                            <pic:nvPicPr>
+                              <pic:cNvPr id="0" name="Picture 102"/>
+                              <pic:cNvPicPr>
+                                <a:picLocks noChangeAspect="1" noChangeArrowheads="1"/>
+                              </pic:cNvPicPr>
+                            </pic:nvPicPr>
+                            <pic:blipFill>
+                              <a:blip r:embed="rId7" cstate="print"/>
+                              <a:stretch>
+                                <a:fillRect/>
+                              </a:stretch>
+                            </pic:blipFill>
+                            <pic:spPr bwMode="auto">
+                              <a:xfrm>
+                                <a:off x="0" y="0"/>
+                                <a:ext cx="450000" cy="450000"/>
+                              </a:xfrm>
+                              <a:prstGeom prst="rect">
+                                <a:avLst/>
+                              </a:prstGeom>
+                              <a:noFill/>
+                              <a:ln>
+                                <a:noFill/>
+                              </a:ln>
+                            </pic:spPr>
+                          </pic:pic>
+                        </a:graphicData>
+                      </a:graphic>
+                    </wp:inline>
+                  </w:drawing>
+                </w:r>
+              </w:sdtContent>
+            </w:sdt>
           </w:p>
         </w:tc>
       </w:tr>
@@ -3693,7 +4037,7 @@
 </file>
 
 <file path=word/endnotes.xml><?xml version="1.0" encoding="utf-8"?>
-<w:endnotes xmlns:wpc="http://schemas.microsoft.com/office/word/2010/wordprocessingCanvas" xmlns:cx="http://schemas.microsoft.com/office/drawing/2014/chartex" xmlns:cx1="http://schemas.microsoft.com/office/drawing/2015/9/8/chartex" xmlns:cx2="http://schemas.microsoft.com/office/drawing/2015/10/21/chartex" xmlns:cx3="http://schemas.microsoft.com/office/drawing/2016/5/9/chartex" xmlns:cx4="http://schemas.microsoft.com/office/drawing/2016/5/10/chartex" xmlns:cx5="http://schemas.microsoft.com/office/drawing/2016/5/11/chartex" xmlns:cx6="http://schemas.microsoft.com/office/drawing/2016/5/12/chartex" xmlns:cx7="http://schemas.microsoft.com/office/drawing/2016/5/13/chartex" xmlns:cx8="http://schemas.microsoft.com/office/drawing/2016/5/14/chartex" xmlns:mc="http://schemas.openxmlformats.org/markup-compatibility/2006" xmlns:aink="http://schemas.microsoft.com/office/drawing/2016/ink" xmlns:am3d="http://schemas.microsoft.com/office/drawing/2017/model3d" xmlns:o="urn:schemas-microsoft-com:office:office" xmlns:oel="http://schemas.microsoft.com/office/2019/extlst" xmlns:r="http://schemas.openxmlformats.org/officeDocument/2006/relationships" xmlns:m="http://schemas.openxmlformats.org/officeDocument/2006/math" xmlns:v="urn:schemas-microsoft-com:vml" xmlns:wp14="http://schemas.microsoft.com/office/word/2010/wordprocessingDrawing" xmlns:wp="http://schemas.openxmlformats.org/drawingml/2006/wordprocessingDrawing" xmlns:w10="urn:schemas-microsoft-com:office:word" xmlns:w="http://schemas.openxmlformats.org/wordprocessingml/2006/main" xmlns:w14="http://schemas.microsoft.com/office/word/2010/wordml" xmlns:w15="http://schemas.microsoft.com/office/word/2012/wordml" xmlns:w16cex="http://schemas.microsoft.com/office/word/2018/wordml/cex" xmlns:w16cid="http://schemas.microsoft.com/office/word/2016/wordml/cid" xmlns:w16="http://schemas.microsoft.com/office/word/2018/wordml" xmlns:w16du="http://schemas.microsoft.com/office/word/2023/wordml/word16du" xmlns:w16sdtdh="http://schemas.microsoft.com/office/word/2020/wordml/sdtdatahash" xmlns:w16sdtfl="http://schemas.microsoft.com/office/word/2024/wordml/sdtformatlock" xmlns:w16se="http://schemas.microsoft.com/office/word/2015/wordml/symex" xmlns:wpg="http://schemas.microsoft.com/office/word/2010/wordprocessingGroup" xmlns:wpi="http://schemas.microsoft.com/office/word/2010/wordprocessingInk" xmlns:wne="http://schemas.microsoft.com/office/word/2006/wordml" xmlns:wps="http://schemas.microsoft.com/office/word/2010/wordprocessingShape" mc:Ignorable="w14 w15 w16se w16cid w16 w16cex w16sdtdh w16sdtfl w16du wp14">
+<w:endnotes xmlns:wpc="http://schemas.microsoft.com/office/word/2010/wordprocessingCanvas" xmlns:cx="http://schemas.microsoft.com/office/drawing/2014/chartex" xmlns:cx1="http://schemas.microsoft.com/office/drawing/2015/9/8/chartex" xmlns:cx2="http://schemas.microsoft.com/office/drawing/2015/10/21/chartex" xmlns:cx3="http://schemas.microsoft.com/office/drawing/2016/5/9/chartex" xmlns:cx4="http://schemas.microsoft.com/office/drawing/2016/5/10/chartex" xmlns:cx5="http://schemas.microsoft.com/office/drawing/2016/5/11/chartex" xmlns:cx6="http://schemas.microsoft.com/office/drawing/2016/5/12/chartex" xmlns:cx7="http://schemas.microsoft.com/office/drawing/2016/5/13/chartex" xmlns:cx8="http://schemas.microsoft.com/office/drawing/2016/5/14/chartex" xmlns:mc="http://schemas.openxmlformats.org/markup-compatibility/2006" xmlns:aink="http://schemas.microsoft.com/office/drawing/2016/ink" xmlns:am3d="http://schemas.microsoft.com/office/drawing/2017/model3d" xmlns:o="urn:schemas-microsoft-com:office:office" xmlns:oel="http://schemas.microsoft.com/office/2019/extlst" xmlns:r="http://schemas.openxmlformats.org/officeDocument/2006/relationships" xmlns:m="http://schemas.openxmlformats.org/officeDocument/2006/math" xmlns:v="urn:schemas-microsoft-com:vml" xmlns:wp14="http://schemas.microsoft.com/office/word/2010/wordprocessingDrawing" xmlns:wp="http://schemas.openxmlformats.org/drawingml/2006/wordprocessingDrawing" xmlns:w10="urn:schemas-microsoft-com:office:word" xmlns:w="http://schemas.openxmlformats.org/wordprocessingml/2006/main" xmlns:w14="http://schemas.microsoft.com/office/word/2010/wordml" xmlns:w15="http://schemas.microsoft.com/office/word/2012/wordml" xmlns:w16cei="http://schemas.microsoft.com/office/word/2026/wordml/cei" xmlns:w16cex="http://schemas.microsoft.com/office/word/2018/wordml/cex" xmlns:w16cid="http://schemas.microsoft.com/office/word/2016/wordml/cid" xmlns:w16="http://schemas.microsoft.com/office/word/2018/wordml" xmlns:w16du="http://schemas.microsoft.com/office/word/2023/wordml/word16du" xmlns:w16sdtdh="http://schemas.microsoft.com/office/word/2020/wordml/sdtdatahash" xmlns:w16sdtfl="http://schemas.microsoft.com/office/word/2024/wordml/sdtformatlock" xmlns:w16se="http://schemas.microsoft.com/office/word/2015/wordml/symex" xmlns:wpg="http://schemas.microsoft.com/office/word/2010/wordprocessingGroup" xmlns:wpi="http://schemas.microsoft.com/office/word/2010/wordprocessingInk" xmlns:wne="http://schemas.microsoft.com/office/word/2006/wordml" xmlns:wps="http://schemas.microsoft.com/office/word/2010/wordprocessingShape" mc:Ignorable="w14 w15 w16se w16cid w16 w16cex w16sdtdh w16sdtfl w16du wp14">
   <w:endnote w:type="separator" w:id="-1">
     <w:p>
       <w:r>
@@ -3712,7 +4056,7 @@
 </file>
 
 <file path=word/footnotes.xml><?xml version="1.0" encoding="utf-8"?>
-<w:footnotes xmlns:wpc="http://schemas.microsoft.com/office/word/2010/wordprocessingCanvas" xmlns:cx="http://schemas.microsoft.com/office/drawing/2014/chartex" xmlns:cx1="http://schemas.microsoft.com/office/drawing/2015/9/8/chartex" xmlns:cx2="http://schemas.microsoft.com/office/drawing/2015/10/21/chartex" xmlns:cx3="http://schemas.microsoft.com/office/drawing/2016/5/9/chartex" xmlns:cx4="http://schemas.microsoft.com/office/drawing/2016/5/10/chartex" xmlns:cx5="http://schemas.microsoft.com/office/drawing/2016/5/11/chartex" xmlns:cx6="http://schemas.microsoft.com/office/drawing/2016/5/12/chartex" xmlns:cx7="http://schemas.microsoft.com/office/drawing/2016/5/13/chartex" xmlns:cx8="http://schemas.microsoft.com/office/drawing/2016/5/14/chartex" xmlns:mc="http://schemas.openxmlformats.org/markup-compatibility/2006" xmlns:aink="http://schemas.microsoft.com/office/drawing/2016/ink" xmlns:am3d="http://schemas.microsoft.com/office/drawing/2017/model3d" xmlns:o="urn:schemas-microsoft-com:office:office" xmlns:oel="http://schemas.microsoft.com/office/2019/extlst" xmlns:r="http://schemas.openxmlformats.org/officeDocument/2006/relationships" xmlns:m="http://schemas.openxmlformats.org/officeDocument/2006/math" xmlns:v="urn:schemas-microsoft-com:vml" xmlns:wp14="http://schemas.microsoft.com/office/word/2010/wordprocessingDrawing" xmlns:wp="http://schemas.openxmlformats.org/drawingml/2006/wordprocessingDrawing" xmlns:w10="urn:schemas-microsoft-com:office:word" xmlns:w="http://schemas.openxmlformats.org/wordprocessingml/2006/main" xmlns:w14="http://schemas.microsoft.com/office/word/2010/wordml" xmlns:w15="http://schemas.microsoft.com/office/word/2012/wordml" xmlns:w16cex="http://schemas.microsoft.com/office/word/2018/wordml/cex" xmlns:w16cid="http://schemas.microsoft.com/office/word/2016/wordml/cid" xmlns:w16="http://schemas.microsoft.com/office/word/2018/wordml" xmlns:w16du="http://schemas.microsoft.com/office/word/2023/wordml/word16du" xmlns:w16sdtdh="http://schemas.microsoft.com/office/word/2020/wordml/sdtdatahash" xmlns:w16sdtfl="http://schemas.microsoft.com/office/word/2024/wordml/sdtformatlock" xmlns:w16se="http://schemas.microsoft.com/office/word/2015/wordml/symex" xmlns:wpg="http://schemas.microsoft.com/office/word/2010/wordprocessingGroup" xmlns:wpi="http://schemas.microsoft.com/office/word/2010/wordprocessingInk" xmlns:wne="http://schemas.microsoft.com/office/word/2006/wordml" xmlns:wps="http://schemas.microsoft.com/office/word/2010/wordprocessingShape" mc:Ignorable="w14 w15 w16se w16cid w16 w16cex w16sdtdh w16sdtfl w16du wp14">
+<w:footnotes xmlns:wpc="http://schemas.microsoft.com/office/word/2010/wordprocessingCanvas" xmlns:cx="http://schemas.microsoft.com/office/drawing/2014/chartex" xmlns:cx1="http://schemas.microsoft.com/office/drawing/2015/9/8/chartex" xmlns:cx2="http://schemas.microsoft.com/office/drawing/2015/10/21/chartex" xmlns:cx3="http://schemas.microsoft.com/office/drawing/2016/5/9/chartex" xmlns:cx4="http://schemas.microsoft.com/office/drawing/2016/5/10/chartex" xmlns:cx5="http://schemas.microsoft.com/office/drawing/2016/5/11/chartex" xmlns:cx6="http://schemas.microsoft.com/office/drawing/2016/5/12/chartex" xmlns:cx7="http://schemas.microsoft.com/office/drawing/2016/5/13/chartex" xmlns:cx8="http://schemas.microsoft.com/office/drawing/2016/5/14/chartex" xmlns:mc="http://schemas.openxmlformats.org/markup-compatibility/2006" xmlns:aink="http://schemas.microsoft.com/office/drawing/2016/ink" xmlns:am3d="http://schemas.microsoft.com/office/drawing/2017/model3d" xmlns:o="urn:schemas-microsoft-com:office:office" xmlns:oel="http://schemas.microsoft.com/office/2019/extlst" xmlns:r="http://schemas.openxmlformats.org/officeDocument/2006/relationships" xmlns:m="http://schemas.openxmlformats.org/officeDocument/2006/math" xmlns:v="urn:schemas-microsoft-com:vml" xmlns:wp14="http://schemas.microsoft.com/office/word/2010/wordprocessingDrawing" xmlns:wp="http://schemas.openxmlformats.org/drawingml/2006/wordprocessingDrawing" xmlns:w10="urn:schemas-microsoft-com:office:word" xmlns:w="http://schemas.openxmlformats.org/wordprocessingml/2006/main" xmlns:w14="http://schemas.microsoft.com/office/word/2010/wordml" xmlns:w15="http://schemas.microsoft.com/office/word/2012/wordml" xmlns:w16cei="http://schemas.microsoft.com/office/word/2026/wordml/cei" xmlns:w16cex="http://schemas.microsoft.com/office/word/2018/wordml/cex" xmlns:w16cid="http://schemas.microsoft.com/office/word/2016/wordml/cid" xmlns:w16="http://schemas.microsoft.com/office/word/2018/wordml" xmlns:w16du="http://schemas.microsoft.com/office/word/2023/wordml/word16du" xmlns:w16sdtdh="http://schemas.microsoft.com/office/word/2020/wordml/sdtdatahash" xmlns:w16sdtfl="http://schemas.microsoft.com/office/word/2024/wordml/sdtformatlock" xmlns:w16se="http://schemas.microsoft.com/office/word/2015/wordml/symex" xmlns:wpg="http://schemas.microsoft.com/office/word/2010/wordprocessingGroup" xmlns:wpi="http://schemas.microsoft.com/office/word/2010/wordprocessingInk" xmlns:wne="http://schemas.microsoft.com/office/word/2006/wordml" xmlns:wps="http://schemas.microsoft.com/office/word/2010/wordprocessingShape" mc:Ignorable="w14 w15 w16se w16cid w16 w16cex w16sdtdh w16sdtfl w16du wp14">
   <w:footnote w:type="separator" w:id="-1">
     <w:p>
       <w:r>
@@ -3731,7 +4075,7 @@
 </file>
 
 <file path=word/numbering.xml><?xml version="1.0" encoding="utf-8"?>
-<w:numbering xmlns:wpc="http://schemas.microsoft.com/office/word/2010/wordprocessingCanvas" xmlns:cx="http://schemas.microsoft.com/office/drawing/2014/chartex" xmlns:cx1="http://schemas.microsoft.com/office/drawing/2015/9/8/chartex" xmlns:cx2="http://schemas.microsoft.com/office/drawing/2015/10/21/chartex" xmlns:cx3="http://schemas.microsoft.com/office/drawing/2016/5/9/chartex" xmlns:cx4="http://schemas.microsoft.com/office/drawing/2016/5/10/chartex" xmlns:cx5="http://schemas.microsoft.com/office/drawing/2016/5/11/chartex" xmlns:cx6="http://schemas.microsoft.com/office/drawing/2016/5/12/chartex" xmlns:cx7="http://schemas.microsoft.com/office/drawing/2016/5/13/chartex" xmlns:cx8="http://schemas.microsoft.com/office/drawing/2016/5/14/chartex" xmlns:mc="http://schemas.openxmlformats.org/markup-compatibility/2006" xmlns:aink="http://schemas.microsoft.com/office/drawing/2016/ink" xmlns:am3d="http://schemas.microsoft.com/office/drawing/2017/model3d" xmlns:o="urn:schemas-microsoft-com:office:office" xmlns:oel="http://schemas.microsoft.com/office/2019/extlst" xmlns:r="http://schemas.openxmlformats.org/officeDocument/2006/relationships" xmlns:m="http://schemas.openxmlformats.org/officeDocument/2006/math" xmlns:v="urn:schemas-microsoft-com:vml" xmlns:wp14="http://schemas.microsoft.com/office/word/2010/wordprocessingDrawing" xmlns:wp="http://schemas.openxmlformats.org/drawingml/2006/wordprocessingDrawing" xmlns:w10="urn:schemas-microsoft-com:office:word" xmlns:w="http://schemas.openxmlformats.org/wordprocessingml/2006/main" xmlns:w14="http://schemas.microsoft.com/office/word/2010/wordml" xmlns:w15="http://schemas.microsoft.com/office/word/2012/wordml" xmlns:w16cex="http://schemas.microsoft.com/office/word/2018/wordml/cex" xmlns:w16cid="http://schemas.microsoft.com/office/word/2016/wordml/cid" xmlns:w16="http://schemas.microsoft.com/office/word/2018/wordml" xmlns:w16du="http://schemas.microsoft.com/office/word/2023/wordml/word16du" xmlns:w16sdtdh="http://schemas.microsoft.com/office/word/2020/wordml/sdtdatahash" xmlns:w16sdtfl="http://schemas.microsoft.com/office/word/2024/wordml/sdtformatlock" xmlns:w16se="http://schemas.microsoft.com/office/word/2015/wordml/symex" xmlns:wpg="http://schemas.microsoft.com/office/word/2010/wordprocessingGroup" xmlns:wpi="http://schemas.microsoft.com/office/word/2010/wordprocessingInk" xmlns:wne="http://schemas.microsoft.com/office/word/2006/wordml" xmlns:wps="http://schemas.microsoft.com/office/word/2010/wordprocessingShape" mc:Ignorable="w14 w15 w16se w16cid w16 w16cex w16sdtdh w16sdtfl w16du wp14">
+<w:numbering xmlns:wpc="http://schemas.microsoft.com/office/word/2010/wordprocessingCanvas" xmlns:cx="http://schemas.microsoft.com/office/drawing/2014/chartex" xmlns:cx1="http://schemas.microsoft.com/office/drawing/2015/9/8/chartex" xmlns:cx2="http://schemas.microsoft.com/office/drawing/2015/10/21/chartex" xmlns:cx3="http://schemas.microsoft.com/office/drawing/2016/5/9/chartex" xmlns:cx4="http://schemas.microsoft.com/office/drawing/2016/5/10/chartex" xmlns:cx5="http://schemas.microsoft.com/office/drawing/2016/5/11/chartex" xmlns:cx6="http://schemas.microsoft.com/office/drawing/2016/5/12/chartex" xmlns:cx7="http://schemas.microsoft.com/office/drawing/2016/5/13/chartex" xmlns:cx8="http://schemas.microsoft.com/office/drawing/2016/5/14/chartex" xmlns:mc="http://schemas.openxmlformats.org/markup-compatibility/2006" xmlns:aink="http://schemas.microsoft.com/office/drawing/2016/ink" xmlns:am3d="http://schemas.microsoft.com/office/drawing/2017/model3d" xmlns:o="urn:schemas-microsoft-com:office:office" xmlns:oel="http://schemas.microsoft.com/office/2019/extlst" xmlns:r="http://schemas.openxmlformats.org/officeDocument/2006/relationships" xmlns:m="http://schemas.openxmlformats.org/officeDocument/2006/math" xmlns:v="urn:schemas-microsoft-com:vml" xmlns:wp14="http://schemas.microsoft.com/office/word/2010/wordprocessingDrawing" xmlns:wp="http://schemas.openxmlformats.org/drawingml/2006/wordprocessingDrawing" xmlns:w10="urn:schemas-microsoft-com:office:word" xmlns:w="http://schemas.openxmlformats.org/wordprocessingml/2006/main" xmlns:w14="http://schemas.microsoft.com/office/word/2010/wordml" xmlns:w15="http://schemas.microsoft.com/office/word/2012/wordml" xmlns:w16cei="http://schemas.microsoft.com/office/word/2026/wordml/cei" xmlns:w16cex="http://schemas.microsoft.com/office/word/2018/wordml/cex" xmlns:w16cid="http://schemas.microsoft.com/office/word/2016/wordml/cid" xmlns:w16="http://schemas.microsoft.com/office/word/2018/wordml" xmlns:w16du="http://schemas.microsoft.com/office/word/2023/wordml/word16du" xmlns:w16sdtdh="http://schemas.microsoft.com/office/word/2020/wordml/sdtdatahash" xmlns:w16sdtfl="http://schemas.microsoft.com/office/word/2024/wordml/sdtformatlock" xmlns:w16se="http://schemas.microsoft.com/office/word/2015/wordml/symex" xmlns:wpg="http://schemas.microsoft.com/office/word/2010/wordprocessingGroup" xmlns:wpi="http://schemas.microsoft.com/office/word/2010/wordprocessingInk" xmlns:wne="http://schemas.microsoft.com/office/word/2006/wordml" xmlns:wps="http://schemas.microsoft.com/office/word/2010/wordprocessingShape" mc:Ignorable="w14 w15 w16se w16cid w16 w16cex w16sdtdh w16sdtfl w16du wp14">
   <w:abstractNum w:abstractNumId="0" w15:restartNumberingAfterBreak="0">
     <w:nsid w:val="0E3113F1"/>
     <w:multiLevelType w:val="hybridMultilevel"/>
@@ -4480,7 +4824,7 @@
 </file>
 
 <file path=word/glossary/document.xml><?xml version="1.0" encoding="utf-8"?>
-<w:glossaryDocument xmlns:wpc="http://schemas.microsoft.com/office/word/2010/wordprocessingCanvas" xmlns:cx="http://schemas.microsoft.com/office/drawing/2014/chartex" xmlns:cx1="http://schemas.microsoft.com/office/drawing/2015/9/8/chartex" xmlns:cx2="http://schemas.microsoft.com/office/drawing/2015/10/21/chartex" xmlns:cx3="http://schemas.microsoft.com/office/drawing/2016/5/9/chartex" xmlns:cx4="http://schemas.microsoft.com/office/drawing/2016/5/10/chartex" xmlns:cx5="http://schemas.microsoft.com/office/drawing/2016/5/11/chartex" xmlns:cx6="http://schemas.microsoft.com/office/drawing/2016/5/12/chartex" xmlns:cx7="http://schemas.microsoft.com/office/drawing/2016/5/13/chartex" xmlns:cx8="http://schemas.microsoft.com/office/drawing/2016/5/14/chartex" xmlns:mc="http://schemas.openxmlformats.org/markup-compatibility/2006" xmlns:aink="http://schemas.microsoft.com/office/drawing/2016/ink" xmlns:am3d="http://schemas.microsoft.com/office/drawing/2017/model3d" xmlns:o="urn:schemas-microsoft-com:office:office" xmlns:oel="http://schemas.microsoft.com/office/2019/extlst" xmlns:r="http://schemas.openxmlformats.org/officeDocument/2006/relationships" xmlns:m="http://schemas.openxmlformats.org/officeDocument/2006/math" xmlns:v="urn:schemas-microsoft-com:vml" xmlns:wp14="http://schemas.microsoft.com/office/word/2010/wordprocessingDrawing" xmlns:wp="http://schemas.openxmlformats.org/drawingml/2006/wordprocessingDrawing" xmlns:w10="urn:schemas-microsoft-com:office:word" xmlns:w="http://schemas.openxmlformats.org/wordprocessingml/2006/main" xmlns:w14="http://schemas.microsoft.com/office/word/2010/wordml" xmlns:w15="http://schemas.microsoft.com/office/word/2012/wordml" xmlns:w16cex="http://schemas.microsoft.com/office/word/2018/wordml/cex" xmlns:w16cid="http://schemas.microsoft.com/office/word/2016/wordml/cid" xmlns:w16="http://schemas.microsoft.com/office/word/2018/wordml" xmlns:w16du="http://schemas.microsoft.com/office/word/2023/wordml/word16du" xmlns:w16sdtdh="http://schemas.microsoft.com/office/word/2020/wordml/sdtdatahash" xmlns:w16sdtfl="http://schemas.microsoft.com/office/word/2024/wordml/sdtformatlock" xmlns:w16se="http://schemas.microsoft.com/office/word/2015/wordml/symex" xmlns:wpg="http://schemas.microsoft.com/office/word/2010/wordprocessingGroup" xmlns:wpi="http://schemas.microsoft.com/office/word/2010/wordprocessingInk" xmlns:wne="http://schemas.microsoft.com/office/word/2006/wordml" xmlns:wps="http://schemas.microsoft.com/office/word/2010/wordprocessingShape" mc:Ignorable="w14 w15 w16se w16cid w16 w16cex w16sdtdh w16sdtfl w16du wp14">
+<w:glossaryDocument xmlns:wpc="http://schemas.microsoft.com/office/word/2010/wordprocessingCanvas" xmlns:cx="http://schemas.microsoft.com/office/drawing/2014/chartex" xmlns:cx1="http://schemas.microsoft.com/office/drawing/2015/9/8/chartex" xmlns:cx2="http://schemas.microsoft.com/office/drawing/2015/10/21/chartex" xmlns:cx3="http://schemas.microsoft.com/office/drawing/2016/5/9/chartex" xmlns:cx4="http://schemas.microsoft.com/office/drawing/2016/5/10/chartex" xmlns:cx5="http://schemas.microsoft.com/office/drawing/2016/5/11/chartex" xmlns:cx6="http://schemas.microsoft.com/office/drawing/2016/5/12/chartex" xmlns:cx7="http://schemas.microsoft.com/office/drawing/2016/5/13/chartex" xmlns:cx8="http://schemas.microsoft.com/office/drawing/2016/5/14/chartex" xmlns:mc="http://schemas.openxmlformats.org/markup-compatibility/2006" xmlns:aink="http://schemas.microsoft.com/office/drawing/2016/ink" xmlns:am3d="http://schemas.microsoft.com/office/drawing/2017/model3d" xmlns:o="urn:schemas-microsoft-com:office:office" xmlns:oel="http://schemas.microsoft.com/office/2019/extlst" xmlns:r="http://schemas.openxmlformats.org/officeDocument/2006/relationships" xmlns:m="http://schemas.openxmlformats.org/officeDocument/2006/math" xmlns:v="urn:schemas-microsoft-com:vml" xmlns:wp14="http://schemas.microsoft.com/office/word/2010/wordprocessingDrawing" xmlns:wp="http://schemas.openxmlformats.org/drawingml/2006/wordprocessingDrawing" xmlns:w10="urn:schemas-microsoft-com:office:word" xmlns:w="http://schemas.openxmlformats.org/wordprocessingml/2006/main" xmlns:w14="http://schemas.microsoft.com/office/word/2010/wordml" xmlns:w15="http://schemas.microsoft.com/office/word/2012/wordml" xmlns:w16cei="http://schemas.microsoft.com/office/word/2026/wordml/cei" xmlns:w16cex="http://schemas.microsoft.com/office/word/2018/wordml/cex" xmlns:w16cid="http://schemas.microsoft.com/office/word/2016/wordml/cid" xmlns:w16="http://schemas.microsoft.com/office/word/2018/wordml" xmlns:w16du="http://schemas.microsoft.com/office/word/2023/wordml/word16du" xmlns:w16sdtdh="http://schemas.microsoft.com/office/word/2020/wordml/sdtdatahash" xmlns:w16sdtfl="http://schemas.microsoft.com/office/word/2024/wordml/sdtformatlock" xmlns:w16se="http://schemas.microsoft.com/office/word/2015/wordml/symex" xmlns:wpg="http://schemas.microsoft.com/office/word/2010/wordprocessingGroup" xmlns:wpi="http://schemas.microsoft.com/office/word/2010/wordprocessingInk" xmlns:wne="http://schemas.microsoft.com/office/word/2006/wordml" xmlns:wps="http://schemas.microsoft.com/office/word/2010/wordprocessingShape" mc:Ignorable="w14 w15 w16se w16cid w16 w16cex w16sdtdh w16sdtfl w16du wp14">
   <w:docParts>
     <w:docPart>
       <w:docPartPr>
@@ -4499,6 +4843,35 @@
       </w:docPartPr>
       <w:docPartBody>
         <w:p>
+          <w:r>
+            <w:rPr>
+              <w:rStyle w:val="a3"/>
+            </w:rPr>
+            <w:t>텍스트를 입력하려면 여기를 클릭하거나 탭하세요.</w:t>
+          </w:r>
+        </w:p>
+      </w:docPartBody>
+    </w:docPart>
+    <w:docPart>
+      <w:docPartPr>
+        <w:name w:val="CF9C96E9670C4A658A0A30DB827140F3"/>
+        <w:category>
+          <w:name w:val="일반"/>
+          <w:gallery w:val="placeholder"/>
+        </w:category>
+        <w:types>
+          <w:type w:val="bbPlcHdr"/>
+        </w:types>
+        <w:behaviors>
+          <w:behavior w:val="content"/>
+        </w:behaviors>
+        <w:guid w:val="{6AFFEC63-2F19-46E4-8B38-E47A3AB69F1C}"/>
+      </w:docPartPr>
+      <w:docPartBody>
+        <w:p>
+          <w:pPr>
+            <w:pStyle w:val="CF9C96E9670C4A658A0A30DB827140F3"/>
+          </w:pPr>
           <w:r>
             <w:rPr>
               <w:rStyle w:val="a3"/>
@@ -4535,6 +4908,14 @@
     <w:pitch w:val="variable"/>
     <w:sig w:usb0="B00002AF" w:usb1="69D77CFB" w:usb2="00000030" w:usb3="00000000" w:csb0="0008009F" w:csb1="00000000"/>
   </w:font>
+  <w:font w:name="바탕">
+    <w:altName w:val="Batang"/>
+    <w:panose1 w:val="02030600000101010101"/>
+    <w:charset w:val="81"/>
+    <w:family w:val="roman"/>
+    <w:pitch w:val="variable"/>
+    <w:sig w:usb0="B00002AF" w:usb1="69D77CFB" w:usb2="00000030" w:usb3="00000000" w:csb0="0008009F" w:csb1="00000000"/>
+  </w:font>
 </w:fonts>
 </file>
 
@@ -4565,17 +4946,26 @@
   </w:compat>
   <w:rsids>
     <w:rsidRoot w:val="00C419CA"/>
+    <w:rsid w:val="00003A97"/>
     <w:rsid w:val="00022CD4"/>
     <w:rsid w:val="00114716"/>
     <w:rsid w:val="002C6587"/>
     <w:rsid w:val="00334E86"/>
+    <w:rsid w:val="00425190"/>
     <w:rsid w:val="004F0E95"/>
     <w:rsid w:val="006A0EBD"/>
     <w:rsid w:val="006B3846"/>
     <w:rsid w:val="00843776"/>
+    <w:rsid w:val="0088303A"/>
+    <w:rsid w:val="009E6179"/>
+    <w:rsid w:val="00A806DD"/>
+    <w:rsid w:val="00AF57B6"/>
+    <w:rsid w:val="00B551C1"/>
     <w:rsid w:val="00C419CA"/>
+    <w:rsid w:val="00CD699E"/>
     <w:rsid w:val="00D03DCB"/>
     <w:rsid w:val="00D83F25"/>
+    <w:rsid w:val="00F520F1"/>
     <w:rsid w:val="00F61B7A"/>
   </w:rsids>
   <m:mathPr>
@@ -5038,10 +5428,30 @@
     <w:basedOn w:val="a0"/>
     <w:uiPriority w:val="99"/>
     <w:semiHidden/>
-    <w:rsid w:val="00C419CA"/>
+    <w:rsid w:val="00CD699E"/>
     <w:rPr>
       <w:color w:val="666666"/>
     </w:rPr>
+  </w:style>
+  <w:style w:type="paragraph" w:customStyle="1" w:styleId="8123A62A0B8E42229F4EABA8475B693B">
+    <w:name w:val="8123A62A0B8E42229F4EABA8475B693B"/>
+    <w:rsid w:val="00CD699E"/>
+    <w:pPr>
+      <w:widowControl w:val="0"/>
+      <w:wordWrap w:val="0"/>
+      <w:autoSpaceDE w:val="0"/>
+      <w:autoSpaceDN w:val="0"/>
+    </w:pPr>
+  </w:style>
+  <w:style w:type="paragraph" w:customStyle="1" w:styleId="CF9C96E9670C4A658A0A30DB827140F3">
+    <w:name w:val="CF9C96E9670C4A658A0A30DB827140F3"/>
+    <w:rsid w:val="00CD699E"/>
+    <w:pPr>
+      <w:widowControl w:val="0"/>
+      <w:wordWrap w:val="0"/>
+      <w:autoSpaceDE w:val="0"/>
+      <w:autoSpaceDN w:val="0"/>
+    </w:pPr>
   </w:style>
 </w:styles>
 </file>
